--- a/klagomål/A 47445-2025 FSC-klagomål.docx
+++ b/klagomål/A 47445-2025 FSC-klagomål.docx
@@ -673,7 +673,7 @@
     <w:r>
       <w:tab/>
       <w:tab/>
-      <w:t>2026-01-07</w:t>
+      <w:t>2026-01-08</w:t>
       <w:br/>
       <w:br/>
     </w:r>

--- a/klagomål/A 47445-2025 FSC-klagomål.docx
+++ b/klagomål/A 47445-2025 FSC-klagomål.docx
@@ -673,7 +673,7 @@
     <w:r>
       <w:tab/>
       <w:tab/>
-      <w:t>2026-01-08</w:t>
+      <w:t>2026-01-09</w:t>
       <w:br/>
       <w:br/>
     </w:r>

--- a/klagomål/A 47445-2025 FSC-klagomål.docx
+++ b/klagomål/A 47445-2025 FSC-klagomål.docx
@@ -673,7 +673,7 @@
     <w:r>
       <w:tab/>
       <w:tab/>
-      <w:t>2026-01-09</w:t>
+      <w:t>2026-01-10</w:t>
       <w:br/>
       <w:br/>
     </w:r>

--- a/klagomål/A 47445-2025 FSC-klagomål.docx
+++ b/klagomål/A 47445-2025 FSC-klagomål.docx
@@ -673,7 +673,7 @@
     <w:r>
       <w:tab/>
       <w:tab/>
-      <w:t>2026-01-10</w:t>
+      <w:t>2026-01-11</w:t>
       <w:br/>
       <w:br/>
     </w:r>

--- a/klagomål/A 47445-2025 FSC-klagomål.docx
+++ b/klagomål/A 47445-2025 FSC-klagomål.docx
@@ -673,7 +673,7 @@
     <w:r>
       <w:tab/>
       <w:tab/>
-      <w:t>2026-01-11</w:t>
+      <w:t>2026-01-12</w:t>
       <w:br/>
       <w:br/>
     </w:r>

--- a/klagomål/A 47445-2025 FSC-klagomål.docx
+++ b/klagomål/A 47445-2025 FSC-klagomål.docx
@@ -673,7 +673,7 @@
     <w:r>
       <w:tab/>
       <w:tab/>
-      <w:t>2026-01-12</w:t>
+      <w:t>2026-01-13</w:t>
       <w:br/>
       <w:br/>
     </w:r>

--- a/klagomål/A 47445-2025 FSC-klagomål.docx
+++ b/klagomål/A 47445-2025 FSC-klagomål.docx
@@ -673,7 +673,7 @@
     <w:r>
       <w:tab/>
       <w:tab/>
-      <w:t>2026-01-13</w:t>
+      <w:t>2026-01-14</w:t>
       <w:br/>
       <w:br/>
     </w:r>

--- a/klagomål/A 47445-2025 FSC-klagomål.docx
+++ b/klagomål/A 47445-2025 FSC-klagomål.docx
@@ -673,7 +673,7 @@
     <w:r>
       <w:tab/>
       <w:tab/>
-      <w:t>2026-01-14</w:t>
+      <w:t>2026-01-15</w:t>
       <w:br/>
       <w:br/>
     </w:r>

--- a/klagomål/A 47445-2025 FSC-klagomål.docx
+++ b/klagomål/A 47445-2025 FSC-klagomål.docx
@@ -673,7 +673,7 @@
     <w:r>
       <w:tab/>
       <w:tab/>
-      <w:t>2026-01-15</w:t>
+      <w:t>2026-01-16</w:t>
       <w:br/>
       <w:br/>
     </w:r>

--- a/klagomål/A 47445-2025 FSC-klagomål.docx
+++ b/klagomål/A 47445-2025 FSC-klagomål.docx
@@ -673,7 +673,7 @@
     <w:r>
       <w:tab/>
       <w:tab/>
-      <w:t>2026-01-16</w:t>
+      <w:t>2026-01-17</w:t>
       <w:br/>
       <w:br/>
     </w:r>

--- a/klagomål/A 47445-2025 FSC-klagomål.docx
+++ b/klagomål/A 47445-2025 FSC-klagomål.docx
@@ -673,7 +673,7 @@
     <w:r>
       <w:tab/>
       <w:tab/>
-      <w:t>2026-01-17</w:t>
+      <w:t>2026-01-18</w:t>
       <w:br/>
       <w:br/>
     </w:r>

--- a/klagomål/A 47445-2025 FSC-klagomål.docx
+++ b/klagomål/A 47445-2025 FSC-klagomål.docx
@@ -673,7 +673,7 @@
     <w:r>
       <w:tab/>
       <w:tab/>
-      <w:t>2026-01-18</w:t>
+      <w:t>2026-01-19</w:t>
       <w:br/>
       <w:br/>
     </w:r>

--- a/klagomål/A 47445-2025 FSC-klagomål.docx
+++ b/klagomål/A 47445-2025 FSC-klagomål.docx
@@ -673,7 +673,7 @@
     <w:r>
       <w:tab/>
       <w:tab/>
-      <w:t>2026-01-19</w:t>
+      <w:t>2026-01-20</w:t>
       <w:br/>
       <w:br/>
     </w:r>

--- a/klagomål/A 47445-2025 FSC-klagomål.docx
+++ b/klagomål/A 47445-2025 FSC-klagomål.docx
@@ -673,7 +673,7 @@
     <w:r>
       <w:tab/>
       <w:tab/>
-      <w:t>2026-01-20</w:t>
+      <w:t>2026-01-21</w:t>
       <w:br/>
       <w:br/>
     </w:r>

--- a/klagomål/A 47445-2025 FSC-klagomål.docx
+++ b/klagomål/A 47445-2025 FSC-klagomål.docx
@@ -673,7 +673,7 @@
     <w:r>
       <w:tab/>
       <w:tab/>
-      <w:t>2026-01-21</w:t>
+      <w:t>2026-01-23</w:t>
       <w:br/>
       <w:br/>
     </w:r>

--- a/klagomål/A 47445-2025 FSC-klagomål.docx
+++ b/klagomål/A 47445-2025 FSC-klagomål.docx
@@ -673,7 +673,7 @@
     <w:r>
       <w:tab/>
       <w:tab/>
-      <w:t>2026-01-23</w:t>
+      <w:t>2026-01-24</w:t>
       <w:br/>
       <w:br/>
     </w:r>

--- a/klagomål/A 47445-2025 FSC-klagomål.docx
+++ b/klagomål/A 47445-2025 FSC-klagomål.docx
@@ -673,7 +673,7 @@
     <w:r>
       <w:tab/>
       <w:tab/>
-      <w:t>2026-01-24</w:t>
+      <w:t>2026-01-25</w:t>
       <w:br/>
       <w:br/>
     </w:r>

--- a/klagomål/A 47445-2025 FSC-klagomål.docx
+++ b/klagomål/A 47445-2025 FSC-klagomål.docx
@@ -673,7 +673,7 @@
     <w:r>
       <w:tab/>
       <w:tab/>
-      <w:t>2026-01-25</w:t>
+      <w:t>2026-01-26</w:t>
       <w:br/>
       <w:br/>
     </w:r>

--- a/klagomål/A 47445-2025 FSC-klagomål.docx
+++ b/klagomål/A 47445-2025 FSC-klagomål.docx
@@ -673,7 +673,7 @@
     <w:r>
       <w:tab/>
       <w:tab/>
-      <w:t>2026-01-26</w:t>
+      <w:t>2026-01-27</w:t>
       <w:br/>
       <w:br/>
     </w:r>

--- a/klagomål/A 47445-2025 FSC-klagomål.docx
+++ b/klagomål/A 47445-2025 FSC-klagomål.docx
@@ -673,7 +673,7 @@
     <w:r>
       <w:tab/>
       <w:tab/>
-      <w:t>2026-01-27</w:t>
+      <w:t>2026-01-28</w:t>
       <w:br/>
       <w:br/>
     </w:r>

--- a/klagomål/A 47445-2025 FSC-klagomål.docx
+++ b/klagomål/A 47445-2025 FSC-klagomål.docx
@@ -112,7 +112,7 @@
         <w:pStyle w:val="ListBullet"/>
       </w:pPr>
       <w:r>
-        <w:t>Om ett ombud (tex Norra skog eller Mellanskog) avverkningsanmäler en skog med naturvärden motsvarande nyckelbiotops kvalité men markägaren inte är FSC certifierad, bör du skicka in ett FSC kontrollerat virke klagomål. Då ska klagomålet skickas till ombudsföretaget.</w:t>
+        <w:t>Om ett ombud (tex Norra skog eller Mellanskog) avverkningsanmäler en skog med naturvärden motsvarande nyckelbiotops kvalitet men markägaren inte är FSC certifierad, bör du skicka in ett FSC kontrollerat virke klagomål. Då ska klagomålet skickas till ombudsföretaget.</w:t>
       </w:r>
     </w:p>
     <w:p>
@@ -251,10 +251,39 @@
         <w:rPr>
           <w:b/>
         </w:rPr>
+        <w:t xml:space="preserve">Rostfläck </w:t>
+      </w:r>
+      <w:r>
+        <w:t xml:space="preserve">signalerar framför allt höga naturvärden i östra Sverige samt norr om den naturliga norrlandsgränsen. Arten indikerar här skogsmiljöer som under lång tid haft ett konstant fuktigt mikroklimat. Rika förekomster i Norrland visar sannolikt på bestånd med långvarig kontinuitet av gamla träd. När laven påträffas i alkärr signalerar den höga naturvärden inom hela sitt utbredningsområde. Rostfläck är typisk art för </w:t>
+      </w:r>
+      <w:r>
+        <w:rPr>
+          <w:i/>
+        </w:rPr>
+        <w:t xml:space="preserve">9190 Näringsfattig ekskog </w:t>
+      </w:r>
+      <w:r>
+        <w:t>(Nitare &amp; Skogsstyrelsen, 2019; SLU Artdatabanken, 2025).</w:t>
+      </w:r>
+    </w:p>
+    <w:p>
+      <w:r>
+        <w:rPr>
+          <w:b/>
+        </w:rPr>
         <w:t>Stubbspretmossa</w:t>
       </w:r>
       <w:r>
-        <w:t xml:space="preserve"> växer på ved i rika löv- och barrskogar med relativt hög luftfuktighet och indikerar fuktiga skogsmiljöer med gott om murken ved och ofta höga naturvärden (SLU Artdatabanken, 2024).</w:t>
+        <w:t xml:space="preserve"> växer på ved i rika löv- och barrskogar med relativt hög luftfuktighet och indikerar fuktiga skogsmiljöer med gott om murken ved och ofta höga naturvärden. Stubbspretmossa är typisk art för </w:t>
+      </w:r>
+      <w:r>
+        <w:rPr>
+          <w:i/>
+        </w:rPr>
+        <w:t>9020 Nordlig ädellövskog</w:t>
+      </w:r>
+      <w:r>
+        <w:t xml:space="preserve"> (SLU Artdatabanken, 2024).</w:t>
       </w:r>
     </w:p>
     <w:p>
@@ -265,7 +294,16 @@
         <w:t xml:space="preserve">Vedtrappmossa (NT) </w:t>
       </w:r>
       <w:r>
-        <w:t>växer på död ved, främst i gammal granskog. Den förekommer knappast alls i fjällnära barrskogar utan finns i skogslandskapet nedom fjällen och framför allt i landets södra delar är den en mycket bra signalart för barrnaturskog med höga naturvärden. Skogsavverkning och brist på grov död ved i skogen är de allvarligaste hoten och den överlever inte kalhyggesbruk. Lokaler med sluten granskog, tillräckligt stora för att säkerställa ett kontinuerligt tillskott på grova lågor, bör undantas från storskaligt skogsbruk (SLU Artdatabanken, 2024).</w:t>
+        <w:t xml:space="preserve">växer på död ved, främst i gammal granskog. Den förekommer knappast alls i fjällnära barrskogar utan finns i skogslandskapet nedom fjällen och framför allt i landets södra delar är den en mycket bra signalart för barrnaturskog med höga naturvärden. Skogsavverkning och brist på grov död ved i skogen är de allvarligaste hoten och den överlever inte kalhyggesbruk. Lokaler med sluten granskog, tillräckligt stora för att säkerställa ett kontinuerligt tillskott på grova lågor, bör undantas från storskaligt skogsbruk. Vedtrappmossa är typisk art för </w:t>
+      </w:r>
+      <w:r>
+        <w:rPr>
+          <w:i/>
+        </w:rPr>
+        <w:t>9010 Taiga</w:t>
+      </w:r>
+      <w:r>
+        <w:t xml:space="preserve"> (SLU Artdatabanken, 2024).</w:t>
       </w:r>
     </w:p>
     <w:p>
@@ -673,7 +711,7 @@
     <w:r>
       <w:tab/>
       <w:tab/>
-      <w:t>2026-01-28</w:t>
+      <w:t>2026-01-29</w:t>
       <w:br/>
       <w:br/>
     </w:r>

--- a/klagomål/A 47445-2025 FSC-klagomål.docx
+++ b/klagomål/A 47445-2025 FSC-klagomål.docx
@@ -711,7 +711,7 @@
     <w:r>
       <w:tab/>
       <w:tab/>
-      <w:t>2026-01-29</w:t>
+      <w:t>2026-01-30</w:t>
       <w:br/>
       <w:br/>
     </w:r>

--- a/klagomål/A 47445-2025 FSC-klagomål.docx
+++ b/klagomål/A 47445-2025 FSC-klagomål.docx
@@ -711,7 +711,7 @@
     <w:r>
       <w:tab/>
       <w:tab/>
-      <w:t>2026-01-30</w:t>
+      <w:t>2026-01-31</w:t>
       <w:br/>
       <w:br/>
     </w:r>

--- a/klagomål/A 47445-2025 FSC-klagomål.docx
+++ b/klagomål/A 47445-2025 FSC-klagomål.docx
@@ -711,7 +711,7 @@
     <w:r>
       <w:tab/>
       <w:tab/>
-      <w:t>2026-02-28</w:t>
+      <w:t>2026-03-01</w:t>
       <w:br/>
       <w:br/>
     </w:r>

--- a/klagomål/A 47445-2025 FSC-klagomål.docx
+++ b/klagomål/A 47445-2025 FSC-klagomål.docx
@@ -711,7 +711,7 @@
     <w:r>
       <w:tab/>
       <w:tab/>
-      <w:t>2026-03-01</w:t>
+      <w:t>2026-03-02</w:t>
       <w:br/>
       <w:br/>
     </w:r>

--- a/klagomål/A 47445-2025 FSC-klagomål.docx
+++ b/klagomål/A 47445-2025 FSC-klagomål.docx
@@ -711,7 +711,7 @@
     <w:r>
       <w:tab/>
       <w:tab/>
-      <w:t>2026-03-02</w:t>
+      <w:t>2026-03-03</w:t>
       <w:br/>
       <w:br/>
     </w:r>

--- a/klagomål/A 47445-2025 FSC-klagomål.docx
+++ b/klagomål/A 47445-2025 FSC-klagomål.docx
@@ -711,7 +711,7 @@
     <w:r>
       <w:tab/>
       <w:tab/>
-      <w:t>2026-03-03</w:t>
+      <w:t>2026-03-04</w:t>
       <w:br/>
       <w:br/>
     </w:r>

--- a/klagomål/A 47445-2025 FSC-klagomål.docx
+++ b/klagomål/A 47445-2025 FSC-klagomål.docx
@@ -711,7 +711,7 @@
     <w:r>
       <w:tab/>
       <w:tab/>
-      <w:t>2026-03-04</w:t>
+      <w:t>2026-03-05</w:t>
       <w:br/>
       <w:br/>
     </w:r>

--- a/klagomål/A 47445-2025 FSC-klagomål.docx
+++ b/klagomål/A 47445-2025 FSC-klagomål.docx
@@ -711,7 +711,7 @@
     <w:r>
       <w:tab/>
       <w:tab/>
-      <w:t>2026-03-05</w:t>
+      <w:t>2026-03-06</w:t>
       <w:br/>
       <w:br/>
     </w:r>

--- a/klagomål/A 47445-2025 FSC-klagomål.docx
+++ b/klagomål/A 47445-2025 FSC-klagomål.docx
@@ -711,7 +711,7 @@
     <w:r>
       <w:tab/>
       <w:tab/>
-      <w:t>2026-03-06</w:t>
+      <w:t>2026-03-07</w:t>
       <w:br/>
       <w:br/>
     </w:r>

--- a/klagomål/A 47445-2025 FSC-klagomål.docx
+++ b/klagomål/A 47445-2025 FSC-klagomål.docx
@@ -711,7 +711,7 @@
     <w:r>
       <w:tab/>
       <w:tab/>
-      <w:t>2026-03-13</w:t>
+      <w:t>2026-03-16</w:t>
       <w:br/>
       <w:br/>
     </w:r>

--- a/klagomål/A 47445-2025 FSC-klagomål.docx
+++ b/klagomål/A 47445-2025 FSC-klagomål.docx
@@ -711,7 +711,7 @@
     <w:r>
       <w:tab/>
       <w:tab/>
-      <w:t>2026-03-16</w:t>
+      <w:t>2026-03-17</w:t>
       <w:br/>
       <w:br/>
     </w:r>

--- a/klagomål/A 47445-2025 FSC-klagomål.docx
+++ b/klagomål/A 47445-2025 FSC-klagomål.docx
@@ -711,7 +711,7 @@
     <w:r>
       <w:tab/>
       <w:tab/>
-      <w:t>2026-03-17</w:t>
+      <w:t>2026-03-18</w:t>
       <w:br/>
       <w:br/>
     </w:r>

--- a/klagomål/A 47445-2025 FSC-klagomål.docx
+++ b/klagomål/A 47445-2025 FSC-klagomål.docx
@@ -711,7 +711,7 @@
     <w:r>
       <w:tab/>
       <w:tab/>
-      <w:t>2026-03-18</w:t>
+      <w:t>2026-03-19</w:t>
       <w:br/>
       <w:br/>
     </w:r>

--- a/klagomål/A 47445-2025 FSC-klagomål.docx
+++ b/klagomål/A 47445-2025 FSC-klagomål.docx
@@ -711,7 +711,7 @@
     <w:r>
       <w:tab/>
       <w:tab/>
-      <w:t>2026-03-19</w:t>
+      <w:t>2026-03-20</w:t>
       <w:br/>
       <w:br/>
     </w:r>

--- a/klagomål/A 47445-2025 FSC-klagomål.docx
+++ b/klagomål/A 47445-2025 FSC-klagomål.docx
@@ -711,7 +711,7 @@
     <w:r>
       <w:tab/>
       <w:tab/>
-      <w:t>2026-03-20</w:t>
+      <w:t>2026-03-21</w:t>
       <w:br/>
       <w:br/>
     </w:r>

--- a/klagomål/A 47445-2025 FSC-klagomål.docx
+++ b/klagomål/A 47445-2025 FSC-klagomål.docx
@@ -711,7 +711,7 @@
     <w:r>
       <w:tab/>
       <w:tab/>
-      <w:t>2026-03-21</w:t>
+      <w:t>2026-03-22</w:t>
       <w:br/>
       <w:br/>
     </w:r>

--- a/klagomål/A 47445-2025 FSC-klagomål.docx
+++ b/klagomål/A 47445-2025 FSC-klagomål.docx
@@ -711,7 +711,7 @@
     <w:r>
       <w:tab/>
       <w:tab/>
-      <w:t>2026-03-22</w:t>
+      <w:t>2026-03-23</w:t>
       <w:br/>
       <w:br/>
     </w:r>

--- a/klagomål/A 47445-2025 FSC-klagomål.docx
+++ b/klagomål/A 47445-2025 FSC-klagomål.docx
@@ -711,7 +711,7 @@
     <w:r>
       <w:tab/>
       <w:tab/>
-      <w:t>2026-03-23</w:t>
+      <w:t>2026-03-24</w:t>
       <w:br/>
       <w:br/>
     </w:r>

--- a/klagomål/A 47445-2025 FSC-klagomål.docx
+++ b/klagomål/A 47445-2025 FSC-klagomål.docx
@@ -711,7 +711,7 @@
     <w:r>
       <w:tab/>
       <w:tab/>
-      <w:t>2026-03-24</w:t>
+      <w:t>2026-03-25</w:t>
       <w:br/>
       <w:br/>
     </w:r>

--- a/klagomål/A 47445-2025 FSC-klagomål.docx
+++ b/klagomål/A 47445-2025 FSC-klagomål.docx
@@ -711,7 +711,7 @@
     <w:r>
       <w:tab/>
       <w:tab/>
-      <w:t>2026-03-25</w:t>
+      <w:t>2026-03-26</w:t>
       <w:br/>
       <w:br/>
     </w:r>

--- a/klagomål/A 47445-2025 FSC-klagomål.docx
+++ b/klagomål/A 47445-2025 FSC-klagomål.docx
@@ -711,7 +711,7 @@
     <w:r>
       <w:tab/>
       <w:tab/>
-      <w:t>2026-03-26</w:t>
+      <w:t>2026-03-27</w:t>
       <w:br/>
       <w:br/>
     </w:r>

--- a/klagomål/A 47445-2025 FSC-klagomål.docx
+++ b/klagomål/A 47445-2025 FSC-klagomål.docx
@@ -711,7 +711,7 @@
     <w:r>
       <w:tab/>
       <w:tab/>
-      <w:t>2026-03-27</w:t>
+      <w:t>2026-03-28</w:t>
       <w:br/>
       <w:br/>
     </w:r>

--- a/klagomål/A 47445-2025 FSC-klagomål.docx
+++ b/klagomål/A 47445-2025 FSC-klagomål.docx
@@ -711,7 +711,7 @@
     <w:r>
       <w:tab/>
       <w:tab/>
-      <w:t>2026-03-28</w:t>
+      <w:t>2026-03-29</w:t>
       <w:br/>
       <w:br/>
     </w:r>

--- a/klagomål/A 47445-2025 FSC-klagomål.docx
+++ b/klagomål/A 47445-2025 FSC-klagomål.docx
@@ -711,7 +711,7 @@
     <w:r>
       <w:tab/>
       <w:tab/>
-      <w:t>2026-03-29</w:t>
+      <w:t>2026-03-30</w:t>
       <w:br/>
       <w:br/>
     </w:r>

--- a/klagomål/A 47445-2025 FSC-klagomål.docx
+++ b/klagomål/A 47445-2025 FSC-klagomål.docx
@@ -711,7 +711,7 @@
     <w:r>
       <w:tab/>
       <w:tab/>
-      <w:t>2026-03-30</w:t>
+      <w:t>2026-03-31</w:t>
       <w:br/>
       <w:br/>
     </w:r>

--- a/klagomål/A 47445-2025 FSC-klagomål.docx
+++ b/klagomål/A 47445-2025 FSC-klagomål.docx
@@ -711,7 +711,7 @@
     <w:r>
       <w:tab/>
       <w:tab/>
-      <w:t>2026-03-31</w:t>
+      <w:t>2026-04-01</w:t>
       <w:br/>
       <w:br/>
     </w:r>

--- a/klagomål/A 47445-2025 FSC-klagomål.docx
+++ b/klagomål/A 47445-2025 FSC-klagomål.docx
@@ -711,7 +711,7 @@
     <w:r>
       <w:tab/>
       <w:tab/>
-      <w:t>2026-04-01</w:t>
+      <w:t>2026-04-02</w:t>
       <w:br/>
       <w:br/>
     </w:r>

--- a/klagomål/A 47445-2025 FSC-klagomål.docx
+++ b/klagomål/A 47445-2025 FSC-klagomål.docx
@@ -711,7 +711,7 @@
     <w:r>
       <w:tab/>
       <w:tab/>
-      <w:t>2026-04-02</w:t>
+      <w:t>2026-04-03</w:t>
       <w:br/>
       <w:br/>
     </w:r>

--- a/klagomål/A 47445-2025 FSC-klagomål.docx
+++ b/klagomål/A 47445-2025 FSC-klagomål.docx
@@ -711,7 +711,7 @@
     <w:r>
       <w:tab/>
       <w:tab/>
-      <w:t>2026-04-03</w:t>
+      <w:t>2026-04-04</w:t>
       <w:br/>
       <w:br/>
     </w:r>

--- a/klagomål/A 47445-2025 FSC-klagomål.docx
+++ b/klagomål/A 47445-2025 FSC-klagomål.docx
@@ -711,7 +711,7 @@
     <w:r>
       <w:tab/>
       <w:tab/>
-      <w:t>2026-04-04</w:t>
+      <w:t>2026-04-05</w:t>
       <w:br/>
       <w:br/>
     </w:r>

--- a/klagomål/A 47445-2025 FSC-klagomål.docx
+++ b/klagomål/A 47445-2025 FSC-klagomål.docx
@@ -711,7 +711,7 @@
     <w:r>
       <w:tab/>
       <w:tab/>
-      <w:t>2026-04-05</w:t>
+      <w:t>2026-04-06</w:t>
       <w:br/>
       <w:br/>
     </w:r>

--- a/klagomål/A 47445-2025 FSC-klagomål.docx
+++ b/klagomål/A 47445-2025 FSC-klagomål.docx
@@ -711,7 +711,7 @@
     <w:r>
       <w:tab/>
       <w:tab/>
-      <w:t>2026-04-06</w:t>
+      <w:t>2026-04-07</w:t>
       <w:br/>
       <w:br/>
     </w:r>

--- a/klagomål/A 47445-2025 FSC-klagomål.docx
+++ b/klagomål/A 47445-2025 FSC-klagomål.docx
@@ -711,7 +711,7 @@
     <w:r>
       <w:tab/>
       <w:tab/>
-      <w:t>2026-04-07</w:t>
+      <w:t>2026-04-08</w:t>
       <w:br/>
       <w:br/>
     </w:r>

--- a/klagomål/A 47445-2025 FSC-klagomål.docx
+++ b/klagomål/A 47445-2025 FSC-klagomål.docx
@@ -711,7 +711,7 @@
     <w:r>
       <w:tab/>
       <w:tab/>
-      <w:t>2026-04-08</w:t>
+      <w:t>2026-04-09</w:t>
       <w:br/>
       <w:br/>
     </w:r>

--- a/klagomål/A 47445-2025 FSC-klagomål.docx
+++ b/klagomål/A 47445-2025 FSC-klagomål.docx
@@ -711,7 +711,7 @@
     <w:r>
       <w:tab/>
       <w:tab/>
-      <w:t>2026-04-09</w:t>
+      <w:t>2026-04-10</w:t>
       <w:br/>
       <w:br/>
     </w:r>

--- a/klagomål/A 47445-2025 FSC-klagomål.docx
+++ b/klagomål/A 47445-2025 FSC-klagomål.docx
@@ -711,7 +711,7 @@
     <w:r>
       <w:tab/>
       <w:tab/>
-      <w:t>2026-04-10</w:t>
+      <w:t>2026-04-11</w:t>
       <w:br/>
       <w:br/>
     </w:r>

--- a/klagomål/A 47445-2025 FSC-klagomål.docx
+++ b/klagomål/A 47445-2025 FSC-klagomål.docx
@@ -711,7 +711,7 @@
     <w:r>
       <w:tab/>
       <w:tab/>
-      <w:t>2026-05-16</w:t>
+      <w:t>2026-05-17</w:t>
       <w:br/>
       <w:br/>
     </w:r>

--- a/klagomål/A 47445-2025 FSC-klagomål.docx
+++ b/klagomål/A 47445-2025 FSC-klagomål.docx
@@ -711,7 +711,7 @@
     <w:r>
       <w:tab/>
       <w:tab/>
-      <w:t>2026-05-17</w:t>
+      <w:t>2026-05-18</w:t>
       <w:br/>
       <w:br/>
     </w:r>

--- a/klagomål/A 47445-2025 FSC-klagomål.docx
+++ b/klagomål/A 47445-2025 FSC-klagomål.docx
@@ -711,7 +711,7 @@
     <w:r>
       <w:tab/>
       <w:tab/>
-      <w:t>2026-05-18</w:t>
+      <w:t>2026-05-19</w:t>
       <w:br/>
       <w:br/>
     </w:r>

--- a/klagomål/A 47445-2025 FSC-klagomål.docx
+++ b/klagomål/A 47445-2025 FSC-klagomål.docx
@@ -711,7 +711,7 @@
     <w:r>
       <w:tab/>
       <w:tab/>
-      <w:t>2026-05-19</w:t>
+      <w:t>2026-05-20</w:t>
       <w:br/>
       <w:br/>
     </w:r>

--- a/klagomål/A 47445-2025 FSC-klagomål.docx
+++ b/klagomål/A 47445-2025 FSC-klagomål.docx
@@ -711,7 +711,7 @@
     <w:r>
       <w:tab/>
       <w:tab/>
-      <w:t>2026-05-20</w:t>
+      <w:t>2026-05-21</w:t>
       <w:br/>
       <w:br/>
     </w:r>

--- a/klagomål/A 47445-2025 FSC-klagomål.docx
+++ b/klagomål/A 47445-2025 FSC-klagomål.docx
@@ -711,7 +711,7 @@
     <w:r>
       <w:tab/>
       <w:tab/>
-      <w:t>2026-05-21</w:t>
+      <w:t>2026-05-22</w:t>
       <w:br/>
       <w:br/>
     </w:r>

--- a/klagomål/A 47445-2025 FSC-klagomål.docx
+++ b/klagomål/A 47445-2025 FSC-klagomål.docx
@@ -711,7 +711,7 @@
     <w:r>
       <w:tab/>
       <w:tab/>
-      <w:t>2026-05-22</w:t>
+      <w:t>2026-05-23</w:t>
       <w:br/>
       <w:br/>
     </w:r>

--- a/klagomål/A 47445-2025 FSC-klagomål.docx
+++ b/klagomål/A 47445-2025 FSC-klagomål.docx
@@ -711,7 +711,7 @@
     <w:r>
       <w:tab/>
       <w:tab/>
-      <w:t>2026-05-23</w:t>
+      <w:t>2026-05-24</w:t>
       <w:br/>
       <w:br/>
     </w:r>

--- a/klagomål/A 47445-2025 FSC-klagomål.docx
+++ b/klagomål/A 47445-2025 FSC-klagomål.docx
@@ -711,7 +711,7 @@
     <w:r>
       <w:tab/>
       <w:tab/>
-      <w:t>2026-05-24</w:t>
+      <w:t>2026-05-25</w:t>
       <w:br/>
       <w:br/>
     </w:r>

--- a/klagomål/A 47445-2025 FSC-klagomål.docx
+++ b/klagomål/A 47445-2025 FSC-klagomål.docx
@@ -711,7 +711,7 @@
     <w:r>
       <w:tab/>
       <w:tab/>
-      <w:t>2026-05-25</w:t>
+      <w:t>2026-05-26</w:t>
       <w:br/>
       <w:br/>
     </w:r>

--- a/klagomål/A 47445-2025 FSC-klagomål.docx
+++ b/klagomål/A 47445-2025 FSC-klagomål.docx
@@ -711,7 +711,7 @@
     <w:r>
       <w:tab/>
       <w:tab/>
-      <w:t>2026-05-26</w:t>
+      <w:t>2026-05-27</w:t>
       <w:br/>
       <w:br/>
     </w:r>

--- a/klagomål/A 47445-2025 FSC-klagomål.docx
+++ b/klagomål/A 47445-2025 FSC-klagomål.docx
@@ -711,7 +711,7 @@
     <w:r>
       <w:tab/>
       <w:tab/>
-      <w:t>2026-05-27</w:t>
+      <w:t>2026-05-28</w:t>
       <w:br/>
       <w:br/>
     </w:r>

--- a/klagomål/A 47445-2025 FSC-klagomål.docx
+++ b/klagomål/A 47445-2025 FSC-klagomål.docx
@@ -711,7 +711,7 @@
     <w:r>
       <w:tab/>
       <w:tab/>
-      <w:t>2026-05-28</w:t>
+      <w:t>2026-05-29</w:t>
       <w:br/>
       <w:br/>
     </w:r>

--- a/klagomål/A 47445-2025 FSC-klagomål.docx
+++ b/klagomål/A 47445-2025 FSC-klagomål.docx
@@ -711,7 +711,7 @@
     <w:r>
       <w:tab/>
       <w:tab/>
-      <w:t>2026-05-29</w:t>
+      <w:t>2026-05-30</w:t>
       <w:br/>
       <w:br/>
     </w:r>

--- a/klagomål/A 47445-2025 FSC-klagomål.docx
+++ b/klagomål/A 47445-2025 FSC-klagomål.docx
@@ -711,7 +711,7 @@
     <w:r>
       <w:tab/>
       <w:tab/>
-      <w:t>2026-05-30</w:t>
+      <w:t>2026-05-31</w:t>
       <w:br/>
       <w:br/>
     </w:r>

--- a/klagomål/A 47445-2025 FSC-klagomål.docx
+++ b/klagomål/A 47445-2025 FSC-klagomål.docx
@@ -711,7 +711,7 @@
     <w:r>
       <w:tab/>
       <w:tab/>
-      <w:t>2026-05-31</w:t>
+      <w:t>2026-06-01</w:t>
       <w:br/>
       <w:br/>
     </w:r>

--- a/klagomål/A 47445-2025 FSC-klagomål.docx
+++ b/klagomål/A 47445-2025 FSC-klagomål.docx
@@ -711,7 +711,7 @@
     <w:r>
       <w:tab/>
       <w:tab/>
-      <w:t>2026-06-01</w:t>
+      <w:t>2026-06-02</w:t>
       <w:br/>
       <w:br/>
     </w:r>

--- a/klagomål/A 47445-2025 FSC-klagomål.docx
+++ b/klagomål/A 47445-2025 FSC-klagomål.docx
@@ -711,7 +711,7 @@
     <w:r>
       <w:tab/>
       <w:tab/>
-      <w:t>2026-06-02</w:t>
+      <w:t>2026-06-03</w:t>
       <w:br/>
       <w:br/>
     </w:r>

--- a/klagomål/A 47445-2025 FSC-klagomål.docx
+++ b/klagomål/A 47445-2025 FSC-klagomål.docx
@@ -711,7 +711,7 @@
     <w:r>
       <w:tab/>
       <w:tab/>
-      <w:t>2026-06-03</w:t>
+      <w:t>2026-06-04</w:t>
       <w:br/>
       <w:br/>
     </w:r>

--- a/klagomål/A 47445-2025 FSC-klagomål.docx
+++ b/klagomål/A 47445-2025 FSC-klagomål.docx
@@ -711,7 +711,7 @@
     <w:r>
       <w:tab/>
       <w:tab/>
-      <w:t>2026-06-04</w:t>
+      <w:t>2026-06-05</w:t>
       <w:br/>
       <w:br/>
     </w:r>

--- a/klagomål/A 47445-2025 FSC-klagomål.docx
+++ b/klagomål/A 47445-2025 FSC-klagomål.docx
@@ -711,7 +711,7 @@
     <w:r>
       <w:tab/>
       <w:tab/>
-      <w:t>2026-06-05</w:t>
+      <w:t>2026-06-06</w:t>
       <w:br/>
       <w:br/>
     </w:r>

--- a/klagomål/A 47445-2025 FSC-klagomål.docx
+++ b/klagomål/A 47445-2025 FSC-klagomål.docx
@@ -711,7 +711,7 @@
     <w:r>
       <w:tab/>
       <w:tab/>
-      <w:t>2026-06-06</w:t>
+      <w:t>2026-06-07</w:t>
       <w:br/>
       <w:br/>
     </w:r>

--- a/klagomål/A 47445-2025 FSC-klagomål.docx
+++ b/klagomål/A 47445-2025 FSC-klagomål.docx
@@ -711,7 +711,7 @@
     <w:r>
       <w:tab/>
       <w:tab/>
-      <w:t>2026-06-07</w:t>
+      <w:t>2026-06-08</w:t>
       <w:br/>
       <w:br/>
     </w:r>

--- a/klagomål/A 47445-2025 FSC-klagomål.docx
+++ b/klagomål/A 47445-2025 FSC-klagomål.docx
@@ -711,7 +711,7 @@
     <w:r>
       <w:tab/>
       <w:tab/>
-      <w:t>2026-06-08</w:t>
+      <w:t>2026-06-09</w:t>
       <w:br/>
       <w:br/>
     </w:r>

--- a/klagomål/A 47445-2025 FSC-klagomål.docx
+++ b/klagomål/A 47445-2025 FSC-klagomål.docx
@@ -711,7 +711,7 @@
     <w:r>
       <w:tab/>
       <w:tab/>
-      <w:t>2026-06-09</w:t>
+      <w:t>2026-06-10</w:t>
       <w:br/>
       <w:br/>
     </w:r>

--- a/klagomål/A 47445-2025 FSC-klagomål.docx
+++ b/klagomål/A 47445-2025 FSC-klagomål.docx
@@ -711,7 +711,7 @@
     <w:r>
       <w:tab/>
       <w:tab/>
-      <w:t>2026-06-10</w:t>
+      <w:t>2026-06-11</w:t>
       <w:br/>
       <w:br/>
     </w:r>

--- a/klagomål/A 47445-2025 FSC-klagomål.docx
+++ b/klagomål/A 47445-2025 FSC-klagomål.docx
@@ -711,7 +711,7 @@
     <w:r>
       <w:tab/>
       <w:tab/>
-      <w:t>2026-06-11</w:t>
+      <w:t>2026-06-12</w:t>
       <w:br/>
       <w:br/>
     </w:r>

--- a/klagomål/A 47445-2025 FSC-klagomål.docx
+++ b/klagomål/A 47445-2025 FSC-klagomål.docx
@@ -711,7 +711,7 @@
     <w:r>
       <w:tab/>
       <w:tab/>
-      <w:t>2026-06-12</w:t>
+      <w:t>2026-06-13</w:t>
       <w:br/>
       <w:br/>
     </w:r>

--- a/klagomål/A 47445-2025 FSC-klagomål.docx
+++ b/klagomål/A 47445-2025 FSC-klagomål.docx
@@ -711,7 +711,7 @@
     <w:r>
       <w:tab/>
       <w:tab/>
-      <w:t>2026-06-15</w:t>
+      <w:t>2026-06-16</w:t>
       <w:br/>
       <w:br/>
     </w:r>

--- a/klagomål/A 47445-2025 FSC-klagomål.docx
+++ b/klagomål/A 47445-2025 FSC-klagomål.docx
@@ -711,7 +711,7 @@
     <w:r>
       <w:tab/>
       <w:tab/>
-      <w:t>2026-06-16</w:t>
+      <w:t>2026-06-17</w:t>
       <w:br/>
       <w:br/>
     </w:r>

--- a/klagomål/A 47445-2025 FSC-klagomål.docx
+++ b/klagomål/A 47445-2025 FSC-klagomål.docx
@@ -1,6 +1,6 @@
 
 <file path=word/document.xml><?xml version="1.0" encoding="utf-8"?>
-<w:document xmlns:wpc="http://schemas.microsoft.com/office/word/2010/wordprocessingCanvas" xmlns:cx="http://schemas.microsoft.com/office/drawing/2014/chartex" xmlns:cx1="http://schemas.microsoft.com/office/drawing/2015/9/8/chartex" xmlns:cx2="http://schemas.microsoft.com/office/drawing/2015/10/21/chartex" xmlns:cx3="http://schemas.microsoft.com/office/drawing/2016/5/9/chartex" xmlns:cx4="http://schemas.microsoft.com/office/drawing/2016/5/10/chartex" xmlns:cx5="http://schemas.microsoft.com/office/drawing/2016/5/11/chartex" xmlns:cx6="http://schemas.microsoft.com/office/drawing/2016/5/12/chartex" xmlns:cx7="http://schemas.microsoft.com/office/drawing/2016/5/13/chartex" xmlns:cx8="http://schemas.microsoft.com/office/drawing/2016/5/14/chartex" xmlns:mc="http://schemas.openxmlformats.org/markup-compatibility/2006" xmlns:aink="http://schemas.microsoft.com/office/drawing/2016/ink" xmlns:am3d="http://schemas.microsoft.com/office/drawing/2017/model3d" xmlns:o="urn:schemas-microsoft-com:office:office" xmlns:oel="http://schemas.microsoft.com/office/2019/extlst" xmlns:r="http://schemas.openxmlformats.org/officeDocument/2006/relationships" xmlns:m="http://schemas.openxmlformats.org/officeDocument/2006/math" xmlns:v="urn:schemas-microsoft-com:vml" xmlns:wp14="http://schemas.microsoft.com/office/word/2010/wordprocessingDrawing" xmlns:wp="http://schemas.openxmlformats.org/drawingml/2006/wordprocessingDrawing" xmlns:w10="urn:schemas-microsoft-com:office:word" xmlns:w="http://schemas.openxmlformats.org/wordprocessingml/2006/main" xmlns:w14="http://schemas.microsoft.com/office/word/2010/wordml" xmlns:w15="http://schemas.microsoft.com/office/word/2012/wordml" xmlns:w16cex="http://schemas.microsoft.com/office/word/2018/wordml/cex" xmlns:w16cid="http://schemas.microsoft.com/office/word/2016/wordml/cid" xmlns:w16="http://schemas.microsoft.com/office/word/2018/wordml" xmlns:w16sdtdh="http://schemas.microsoft.com/office/word/2020/wordml/sdtdatahash" xmlns:w16se="http://schemas.microsoft.com/office/word/2015/wordml/symex" xmlns:wpg="http://schemas.microsoft.com/office/word/2010/wordprocessingGroup" xmlns:wpi="http://schemas.microsoft.com/office/word/2010/wordprocessingInk" xmlns:wne="http://schemas.microsoft.com/office/word/2006/wordml" xmlns:wps="http://schemas.microsoft.com/office/word/2010/wordprocessingShape" mc:Ignorable="w14 w15 w16se w16cid w16 w16cex w16sdtdh wp14">
+<w:document xmlns:wpc="http://schemas.microsoft.com/office/word/2010/wordprocessingCanvas" xmlns:cx="http://schemas.microsoft.com/office/drawing/2014/chartex" xmlns:cx1="http://schemas.microsoft.com/office/drawing/2015/9/8/chartex" xmlns:cx2="http://schemas.microsoft.com/office/drawing/2015/10/21/chartex" xmlns:cx3="http://schemas.microsoft.com/office/drawing/2016/5/9/chartex" xmlns:cx4="http://schemas.microsoft.com/office/drawing/2016/5/10/chartex" xmlns:cx5="http://schemas.microsoft.com/office/drawing/2016/5/11/chartex" xmlns:cx6="http://schemas.microsoft.com/office/drawing/2016/5/12/chartex" xmlns:cx7="http://schemas.microsoft.com/office/drawing/2016/5/13/chartex" xmlns:cx8="http://schemas.microsoft.com/office/drawing/2016/5/14/chartex" xmlns:mc="http://schemas.openxmlformats.org/markup-compatibility/2006" xmlns:aink="http://schemas.microsoft.com/office/drawing/2016/ink" xmlns:am3d="http://schemas.microsoft.com/office/drawing/2017/model3d" xmlns:o="urn:schemas-microsoft-com:office:office" xmlns:oel="http://schemas.microsoft.com/office/2019/extlst" xmlns:r="http://schemas.openxmlformats.org/officeDocument/2006/relationships" xmlns:m="http://schemas.openxmlformats.org/officeDocument/2006/math" xmlns:v="urn:schemas-microsoft-com:vml" xmlns:wp14="http://schemas.microsoft.com/office/word/2010/wordprocessingDrawing" xmlns:wp="http://schemas.openxmlformats.org/drawingml/2006/wordprocessingDrawing" xmlns:w10="urn:schemas-microsoft-com:office:word" xmlns:w="http://schemas.openxmlformats.org/wordprocessingml/2006/main" xmlns:w14="http://schemas.microsoft.com/office/word/2010/wordml" xmlns:w15="http://schemas.microsoft.com/office/word/2012/wordml" xmlns:w16cex="http://schemas.microsoft.com/office/word/2018/wordml/cex" xmlns:w16cid="http://schemas.microsoft.com/office/word/2016/wordml/cid" xmlns:w16="http://schemas.microsoft.com/office/word/2018/wordml" xmlns:w16du="http://schemas.microsoft.com/office/word/2023/wordml/word16du" xmlns:w16sdtdh="http://schemas.microsoft.com/office/word/2020/wordml/sdtdatahash" xmlns:w16sdtfl="http://schemas.microsoft.com/office/word/2024/wordml/sdtformatlock" xmlns:w16se="http://schemas.microsoft.com/office/word/2015/wordml/symex" xmlns:wpg="http://schemas.microsoft.com/office/word/2010/wordprocessingGroup" xmlns:wpi="http://schemas.microsoft.com/office/word/2010/wordprocessingInk" xmlns:wne="http://schemas.microsoft.com/office/word/2006/wordml" xmlns:wps="http://schemas.microsoft.com/office/word/2010/wordprocessingShape" mc:Ignorable="w14 w15 w16se w16cid w16 w16cex w16sdtdh w16sdtfl w16du wp14">
   <w:body>
     <w:p>
       <w:r>
@@ -168,7 +168,7 @@
     </w:p>
     <w:p>
       <w:r>
-        <w:t>Detta dokument behandlar höga naturvärden i avverkningsanmälan A 47445-2025 i Tierps kommun. Denna avverkningsanmälan inkom 2025-09-30 00:00:00 och omfattar 39,6 ha.</w:t>
+        <w:t>Detta dokument behandlar höga naturvärden i avverkningsanmälan A 47445-2025 i Tierps kommun som inkom 2025-09-30 och omfattar 39,6 ha.</w:t>
       </w:r>
     </w:p>
     <w:p>
@@ -191,12 +191,15 @@
     </w:p>
     <w:p>
       <w:r>
-        <w:t>I avverkningsanmälan har följande 3 naturvårdsarter hittats: vedtrappmossa (NT), rostfläck (S) och stubbspretmossa (S). Av dessa är 1 rödlistade. För rödlistade arter har rödlistekategorin angivits inom parentes. Arter som är signalarter enligt Skogsstyrelsen har markerats med (S).</w:t>
+        <w:t>I och inom 25 meter från avverkningsanmälan har följande 9 naturvårdsarter hittats: platt spretmossa (NT, T), vedtrappmossa (NT, T), björksplintborre (S), bronshjon (S, T), rostfläck (S, T), skinnlav (S, T), stubbspretmossa (S, T), vedticka (S, T) och vågbandad barkbock (S). Av dessa är 2 rödlistade. För rödlistade arter har rödlistekategorin angivits inom parentes. Arter som är signalarter enligt Skogsstyrelsen har markerats med (S). Typiska arter inom Natura 2000 som är kopplade till skogsekosystem har markerats med (T).</w:t>
       </w:r>
     </w:p>
     <w:p>
       <w:r>
-        <w:t>De påträffade naturvårdsarterna är ett tydligt kvitto på att detta rör sig om en skog med höga naturvärden. I Figur 1 visas en karta över det avverkningsanmälda området, där samtliga fyndplatser för naturvårdsarter som finns registrerade på Artportalen har markerats.</w:t>
+        <w:t>De påträffade naturvårdsarterna är ett tydligt kvitto på att det rör sig om en skog med höga naturvärden.</w:t>
+      </w:r>
+      <w:r>
+        <w:t xml:space="preserve"> I Figur 1 visas fyndplatser för naturvårdsarter i området, som finns registrerade på Artportalen.</w:t>
       </w:r>
     </w:p>
     <w:p>
@@ -206,7 +209,7 @@
       <w:r>
         <w:drawing>
           <wp:inline xmlns:a="http://schemas.openxmlformats.org/drawingml/2006/main" xmlns:pic="http://schemas.openxmlformats.org/drawingml/2006/picture">
-            <wp:extent cx="5486400" cy="5771267"/>
+            <wp:extent cx="5486400" cy="5511020"/>
             <wp:docPr id="1" name="Picture 1"/>
             <wp:cNvGraphicFramePr>
               <a:graphicFrameLocks noChangeAspect="1"/>
@@ -227,7 +230,7 @@
                   <pic:spPr>
                     <a:xfrm>
                       <a:off x="0" y="0"/>
-                      <a:ext cx="5486400" cy="5771267"/>
+                      <a:ext cx="5486400" cy="5511020"/>
                     </a:xfrm>
                     <a:prstGeom prst="rect"/>
                   </pic:spPr>
@@ -241,9 +244,70 @@
     <w:p>
       <w:pPr>
         <w:pStyle w:val="Caption"/>
+        <w:spacing w:after="240"/>
       </w:pPr>
       <w:r>
-        <w:t>Figur 1. Fyndplatser för naturvårdsarter i det avverkningsanmälda området (röd linje). Markörer utan svart kant är placerade på fyndplatsen. Markörer med svart kant är placerade vid sidan av fyndplatsen och har ett svart streck som visar fyndplatsens exakta position. Kartans mittpunktskoordinat är N 6691649, E 627233 i SWEREF 99 TM.</w:t>
+        <w:t>Figur 1. Fyndplatser för naturvårdsarter i och inom 25 meter från avverkningsanmälan (röd linje). Markörer utan svart kant är placerade på fyndplatsen. Markörer med svart kant är placerade vid sidan av fyndplatsen och har ett svart streck som visar fyndplatsens exakta position. Kartans mittpunktskoordinat är N 6691649, E 627233 i SWEREF 99 TM.</w:t>
+      </w:r>
+    </w:p>
+    <w:p>
+      <w:r>
+        <w:rPr>
+          <w:b/>
+        </w:rPr>
+        <w:t xml:space="preserve">Björksplintborre </w:t>
+      </w:r>
+      <w:r>
+        <w:t>är en skalbagge vars larvutveckling sker i bark på nyligen döda björkar, både stående träd och vindfällen. En prydlig rad med runda ventilationshål i barken ovanför modergången är synnerligen karaktäristiskt. Arten är knuten till lövrika blandskogar med en hög andel gamla träd, och starkt gynnad av naturliga störningar som torka, översvämningar, brand och stormfällningar. Talrika gnagspår kan tyda på biotoper med höga naturvärden, exempelvis för ovanliga hackspettar och andra, mer sällsynta vedinsekter. Larverna är omtyckt hackspettsföda (SLU Artdatabanken, 2025).</w:t>
+      </w:r>
+    </w:p>
+    <w:p>
+      <w:r>
+        <w:rPr>
+          <w:b/>
+        </w:rPr>
+        <w:t>Bronshjon</w:t>
+      </w:r>
+      <w:r>
+        <w:t xml:space="preserve"> är en skalbagge vars larvutveckling sker under grov bark på stammar av döda eller döende barrträd, främst gran, i mindre omfattning tall. Arten är knuten till äldre, naturskogslik granskog med inslag av torkande träd. Bronshjon är typisk art för </w:t>
+      </w:r>
+      <w:r>
+        <w:rPr>
+          <w:i/>
+        </w:rPr>
+        <w:t>9010 Taiga</w:t>
+      </w:r>
+      <w:r>
+        <w:t xml:space="preserve"> (SLU Artdatabanken, 2025).</w:t>
+      </w:r>
+    </w:p>
+    <w:p>
+      <w:r>
+        <w:rPr>
+          <w:b/>
+        </w:rPr>
+        <w:t>Platt spretmossa (NT)</w:t>
+      </w:r>
+      <w:r>
+        <w:t xml:space="preserve"> omfattas av EU:s art- och habitatdirektiv där dess bevarandestatus är otillfredsställande med negativ trend. Arten växer på murken ved eller på torvrik jord på fuktiga eller mycket fuktiga och skuggiga platser, ofta i al- och gransumpskogar med periodvis översvämning, eller utmed vattendrag. Den hotas av uthuggning, torrläggning och avverkning av sumpskogar. Platt spretmossa är rödlistad som nära hotad (NT) i den europeiska rödlistan och typisk art för </w:t>
+      </w:r>
+      <w:r>
+        <w:rPr>
+          <w:i/>
+        </w:rPr>
+        <w:t xml:space="preserve">9080 Lövsumpskog </w:t>
+      </w:r>
+      <w:r>
+        <w:t xml:space="preserve">och </w:t>
+      </w:r>
+      <w:r>
+        <w:rPr>
+          <w:i/>
+        </w:rPr>
+        <w:t>9750 Svämlövskog</w:t>
+      </w:r>
+      <w:r>
+        <w:t xml:space="preserve"> (SLU Artdatabanken, 2024; IUCN, 2024).</w:t>
       </w:r>
     </w:p>
     <w:p>
@@ -261,6 +325,35 @@
           <w:i/>
         </w:rPr>
         <w:t xml:space="preserve">9190 Näringsfattig ekskog </w:t>
+      </w:r>
+      <w:r>
+        <w:t>(Nitare &amp; Skogsstyrelsen, 2019; SLU Artdatabanken, 2025).</w:t>
+      </w:r>
+    </w:p>
+    <w:p>
+      <w:r>
+        <w:rPr>
+          <w:b/>
+        </w:rPr>
+        <w:t xml:space="preserve">Skinnlav </w:t>
+      </w:r>
+      <w:r>
+        <w:t xml:space="preserve">förekommer på diverse lövträd, främst på gammal asp och sälg. Den påträffas främst i områden med lång kontinuitet av grova lövträd och signalerar skogsmark med höga naturvärden. På lokalerna förekommer som regel ett flertal andra ovanliga eller rödlistade lavar. I likhet med gelélavarna, etablerar sig skinnlaven i skogsmark på grova aspar i sena lövsuccessioner. Skinnlav är typisk art för </w:t>
+      </w:r>
+      <w:r>
+        <w:rPr>
+          <w:i/>
+        </w:rPr>
+        <w:t xml:space="preserve">9010 Taiga, 9020 Nordlig ädellövskog </w:t>
+      </w:r>
+      <w:r>
+        <w:t xml:space="preserve">och </w:t>
+      </w:r>
+      <w:r>
+        <w:rPr>
+          <w:i/>
+        </w:rPr>
+        <w:t xml:space="preserve">9070 Trädklädd betesmark </w:t>
       </w:r>
       <w:r>
         <w:t>(Nitare &amp; Skogsstyrelsen, 2019; SLU Artdatabanken, 2025).</w:t>
@@ -291,6 +384,26 @@
         <w:rPr>
           <w:b/>
         </w:rPr>
+        <w:t xml:space="preserve">Vedticka </w:t>
+      </w:r>
+      <w:r>
+        <w:t xml:space="preserve">är en bra signalart söder om den naturliga norrlandsgränsen. Den är huvudsakligen knuten till äldre barrskogar där det föreligger långvarig kontinuitet av död barrved. Vedticka är typisk art för </w:t>
+      </w:r>
+      <w:r>
+        <w:rPr>
+          <w:i/>
+        </w:rPr>
+        <w:t xml:space="preserve">9010 Taiga </w:t>
+      </w:r>
+      <w:r>
+        <w:t>(Nitare &amp; Skogsstyrelsen, 2019; SLU Artdatabanken, 2025).</w:t>
+      </w:r>
+    </w:p>
+    <w:p>
+      <w:r>
+        <w:rPr>
+          <w:b/>
+        </w:rPr>
         <w:t xml:space="preserve">Vedtrappmossa (NT) </w:t>
       </w:r>
       <w:r>
@@ -304,6 +417,17 @@
       </w:r>
       <w:r>
         <w:t xml:space="preserve"> (SLU Artdatabanken, 2024).</w:t>
+      </w:r>
+    </w:p>
+    <w:p>
+      <w:r>
+        <w:rPr>
+          <w:b/>
+        </w:rPr>
+        <w:t xml:space="preserve">Vågbandad barkbock </w:t>
+      </w:r>
+      <w:r>
+        <w:t>är en långhorning vars larvutveckling sker under bark på nyligen döda stående barrträd, främst gran, mer undantagsvis på tall. Främst i stående träd, särskilt gamla, långsamvuxna granar med grov bark, även i grövre grenar, stubbar eller vindfällen. Arten är starkt knuten till naturskogsliknande granskogar, och gynnas av extrema torrsomrar som försvagar träden. Arten påverkas negativt av brist på kontinuitetsskog och en minskning av populationen pågår eller förväntas ske (SLU Artdatabanken, 2025).</w:t>
       </w:r>
     </w:p>
     <w:p>
@@ -396,7 +520,7 @@
         <w:rPr>
           <w:i/>
         </w:rPr>
-        <w:t>I det avverkningsanmälda skogsområdet har 3 naturvårdsarter varav 1 rödlistade arter sina livsmiljöer och växtplatser.</w:t>
+        <w:t>I det avverkningsanmälda skogsområdet har 9 naturvårdsarter varav 2 rödlistade arter sina livsmiljöer och växtplatser.</w:t>
       </w:r>
     </w:p>
     <w:p>
@@ -601,7 +725,7 @@
 </file>
 
 <file path=word/endnotes.xml><?xml version="1.0" encoding="utf-8"?>
-<w:endnotes xmlns:wpc="http://schemas.microsoft.com/office/word/2010/wordprocessingCanvas" xmlns:cx="http://schemas.microsoft.com/office/drawing/2014/chartex" xmlns:cx1="http://schemas.microsoft.com/office/drawing/2015/9/8/chartex" xmlns:cx2="http://schemas.microsoft.com/office/drawing/2015/10/21/chartex" xmlns:cx3="http://schemas.microsoft.com/office/drawing/2016/5/9/chartex" xmlns:cx4="http://schemas.microsoft.com/office/drawing/2016/5/10/chartex" xmlns:cx5="http://schemas.microsoft.com/office/drawing/2016/5/11/chartex" xmlns:cx6="http://schemas.microsoft.com/office/drawing/2016/5/12/chartex" xmlns:cx7="http://schemas.microsoft.com/office/drawing/2016/5/13/chartex" xmlns:cx8="http://schemas.microsoft.com/office/drawing/2016/5/14/chartex" xmlns:mc="http://schemas.openxmlformats.org/markup-compatibility/2006" xmlns:aink="http://schemas.microsoft.com/office/drawing/2016/ink" xmlns:am3d="http://schemas.microsoft.com/office/drawing/2017/model3d" xmlns:o="urn:schemas-microsoft-com:office:office" xmlns:oel="http://schemas.microsoft.com/office/2019/extlst" xmlns:r="http://schemas.openxmlformats.org/officeDocument/2006/relationships" xmlns:m="http://schemas.openxmlformats.org/officeDocument/2006/math" xmlns:v="urn:schemas-microsoft-com:vml" xmlns:wp14="http://schemas.microsoft.com/office/word/2010/wordprocessingDrawing" xmlns:wp="http://schemas.openxmlformats.org/drawingml/2006/wordprocessingDrawing" xmlns:w10="urn:schemas-microsoft-com:office:word" xmlns:w="http://schemas.openxmlformats.org/wordprocessingml/2006/main" xmlns:w14="http://schemas.microsoft.com/office/word/2010/wordml" xmlns:w15="http://schemas.microsoft.com/office/word/2012/wordml" xmlns:w16cex="http://schemas.microsoft.com/office/word/2018/wordml/cex" xmlns:w16cid="http://schemas.microsoft.com/office/word/2016/wordml/cid" xmlns:w16="http://schemas.microsoft.com/office/word/2018/wordml" xmlns:w16sdtdh="http://schemas.microsoft.com/office/word/2020/wordml/sdtdatahash" xmlns:w16se="http://schemas.microsoft.com/office/word/2015/wordml/symex" xmlns:wpg="http://schemas.microsoft.com/office/word/2010/wordprocessingGroup" xmlns:wpi="http://schemas.microsoft.com/office/word/2010/wordprocessingInk" xmlns:wne="http://schemas.microsoft.com/office/word/2006/wordml" xmlns:wps="http://schemas.microsoft.com/office/word/2010/wordprocessingShape" mc:Ignorable="w14 w15 w16se w16cid w16 w16cex w16sdtdh wp14">
+<w:endnotes xmlns:wpc="http://schemas.microsoft.com/office/word/2010/wordprocessingCanvas" xmlns:cx="http://schemas.microsoft.com/office/drawing/2014/chartex" xmlns:cx1="http://schemas.microsoft.com/office/drawing/2015/9/8/chartex" xmlns:cx2="http://schemas.microsoft.com/office/drawing/2015/10/21/chartex" xmlns:cx3="http://schemas.microsoft.com/office/drawing/2016/5/9/chartex" xmlns:cx4="http://schemas.microsoft.com/office/drawing/2016/5/10/chartex" xmlns:cx5="http://schemas.microsoft.com/office/drawing/2016/5/11/chartex" xmlns:cx6="http://schemas.microsoft.com/office/drawing/2016/5/12/chartex" xmlns:cx7="http://schemas.microsoft.com/office/drawing/2016/5/13/chartex" xmlns:cx8="http://schemas.microsoft.com/office/drawing/2016/5/14/chartex" xmlns:mc="http://schemas.openxmlformats.org/markup-compatibility/2006" xmlns:aink="http://schemas.microsoft.com/office/drawing/2016/ink" xmlns:am3d="http://schemas.microsoft.com/office/drawing/2017/model3d" xmlns:o="urn:schemas-microsoft-com:office:office" xmlns:oel="http://schemas.microsoft.com/office/2019/extlst" xmlns:r="http://schemas.openxmlformats.org/officeDocument/2006/relationships" xmlns:m="http://schemas.openxmlformats.org/officeDocument/2006/math" xmlns:v="urn:schemas-microsoft-com:vml" xmlns:wp14="http://schemas.microsoft.com/office/word/2010/wordprocessingDrawing" xmlns:wp="http://schemas.openxmlformats.org/drawingml/2006/wordprocessingDrawing" xmlns:w10="urn:schemas-microsoft-com:office:word" xmlns:w="http://schemas.openxmlformats.org/wordprocessingml/2006/main" xmlns:w14="http://schemas.microsoft.com/office/word/2010/wordml" xmlns:w15="http://schemas.microsoft.com/office/word/2012/wordml" xmlns:w16cex="http://schemas.microsoft.com/office/word/2018/wordml/cex" xmlns:w16cid="http://schemas.microsoft.com/office/word/2016/wordml/cid" xmlns:w16="http://schemas.microsoft.com/office/word/2018/wordml" xmlns:w16du="http://schemas.microsoft.com/office/word/2023/wordml/word16du" xmlns:w16sdtdh="http://schemas.microsoft.com/office/word/2020/wordml/sdtdatahash" xmlns:w16sdtfl="http://schemas.microsoft.com/office/word/2024/wordml/sdtformatlock" xmlns:w16se="http://schemas.microsoft.com/office/word/2015/wordml/symex" xmlns:wpg="http://schemas.microsoft.com/office/word/2010/wordprocessingGroup" xmlns:wpi="http://schemas.microsoft.com/office/word/2010/wordprocessingInk" xmlns:wne="http://schemas.microsoft.com/office/word/2006/wordml" xmlns:wps="http://schemas.microsoft.com/office/word/2010/wordprocessingShape" mc:Ignorable="w14 w15 w16se w16cid w16 w16cex w16sdtdh w16sdtfl w16du wp14">
   <w:endnote w:type="separator" w:id="-1">
     <w:p>
       <w:pPr>
@@ -626,7 +750,7 @@
 </file>
 
 <file path=word/footer1.xml><?xml version="1.0" encoding="utf-8"?>
-<w:ftr xmlns:wpc="http://schemas.microsoft.com/office/word/2010/wordprocessingCanvas" xmlns:cx="http://schemas.microsoft.com/office/drawing/2014/chartex" xmlns:cx1="http://schemas.microsoft.com/office/drawing/2015/9/8/chartex" xmlns:cx2="http://schemas.microsoft.com/office/drawing/2015/10/21/chartex" xmlns:cx3="http://schemas.microsoft.com/office/drawing/2016/5/9/chartex" xmlns:cx4="http://schemas.microsoft.com/office/drawing/2016/5/10/chartex" xmlns:cx5="http://schemas.microsoft.com/office/drawing/2016/5/11/chartex" xmlns:cx6="http://schemas.microsoft.com/office/drawing/2016/5/12/chartex" xmlns:cx7="http://schemas.microsoft.com/office/drawing/2016/5/13/chartex" xmlns:cx8="http://schemas.microsoft.com/office/drawing/2016/5/14/chartex" xmlns:mc="http://schemas.openxmlformats.org/markup-compatibility/2006" xmlns:aink="http://schemas.microsoft.com/office/drawing/2016/ink" xmlns:am3d="http://schemas.microsoft.com/office/drawing/2017/model3d" xmlns:o="urn:schemas-microsoft-com:office:office" xmlns:oel="http://schemas.microsoft.com/office/2019/extlst" xmlns:r="http://schemas.openxmlformats.org/officeDocument/2006/relationships" xmlns:m="http://schemas.openxmlformats.org/officeDocument/2006/math" xmlns:v="urn:schemas-microsoft-com:vml" xmlns:wp14="http://schemas.microsoft.com/office/word/2010/wordprocessingDrawing" xmlns:wp="http://schemas.openxmlformats.org/drawingml/2006/wordprocessingDrawing" xmlns:w10="urn:schemas-microsoft-com:office:word" xmlns:w="http://schemas.openxmlformats.org/wordprocessingml/2006/main" xmlns:w14="http://schemas.microsoft.com/office/word/2010/wordml" xmlns:w15="http://schemas.microsoft.com/office/word/2012/wordml" xmlns:w16cex="http://schemas.microsoft.com/office/word/2018/wordml/cex" xmlns:w16cid="http://schemas.microsoft.com/office/word/2016/wordml/cid" xmlns:w16="http://schemas.microsoft.com/office/word/2018/wordml" xmlns:w16sdtdh="http://schemas.microsoft.com/office/word/2020/wordml/sdtdatahash" xmlns:w16se="http://schemas.microsoft.com/office/word/2015/wordml/symex" xmlns:wpg="http://schemas.microsoft.com/office/word/2010/wordprocessingGroup" xmlns:wpi="http://schemas.microsoft.com/office/word/2010/wordprocessingInk" xmlns:wne="http://schemas.microsoft.com/office/word/2006/wordml" xmlns:wps="http://schemas.microsoft.com/office/word/2010/wordprocessingShape" mc:Ignorable="w14 w15 w16se w16cid w16 w16cex w16sdtdh wp14">
+<w:ftr xmlns:wpc="http://schemas.microsoft.com/office/word/2010/wordprocessingCanvas" xmlns:cx="http://schemas.microsoft.com/office/drawing/2014/chartex" xmlns:cx1="http://schemas.microsoft.com/office/drawing/2015/9/8/chartex" xmlns:cx2="http://schemas.microsoft.com/office/drawing/2015/10/21/chartex" xmlns:cx3="http://schemas.microsoft.com/office/drawing/2016/5/9/chartex" xmlns:cx4="http://schemas.microsoft.com/office/drawing/2016/5/10/chartex" xmlns:cx5="http://schemas.microsoft.com/office/drawing/2016/5/11/chartex" xmlns:cx6="http://schemas.microsoft.com/office/drawing/2016/5/12/chartex" xmlns:cx7="http://schemas.microsoft.com/office/drawing/2016/5/13/chartex" xmlns:cx8="http://schemas.microsoft.com/office/drawing/2016/5/14/chartex" xmlns:mc="http://schemas.openxmlformats.org/markup-compatibility/2006" xmlns:aink="http://schemas.microsoft.com/office/drawing/2016/ink" xmlns:am3d="http://schemas.microsoft.com/office/drawing/2017/model3d" xmlns:o="urn:schemas-microsoft-com:office:office" xmlns:oel="http://schemas.microsoft.com/office/2019/extlst" xmlns:r="http://schemas.openxmlformats.org/officeDocument/2006/relationships" xmlns:m="http://schemas.openxmlformats.org/officeDocument/2006/math" xmlns:v="urn:schemas-microsoft-com:vml" xmlns:wp14="http://schemas.microsoft.com/office/word/2010/wordprocessingDrawing" xmlns:wp="http://schemas.openxmlformats.org/drawingml/2006/wordprocessingDrawing" xmlns:w10="urn:schemas-microsoft-com:office:word" xmlns:w="http://schemas.openxmlformats.org/wordprocessingml/2006/main" xmlns:w14="http://schemas.microsoft.com/office/word/2010/wordml" xmlns:w15="http://schemas.microsoft.com/office/word/2012/wordml" xmlns:w16cex="http://schemas.microsoft.com/office/word/2018/wordml/cex" xmlns:w16cid="http://schemas.microsoft.com/office/word/2016/wordml/cid" xmlns:w16="http://schemas.microsoft.com/office/word/2018/wordml" xmlns:w16du="http://schemas.microsoft.com/office/word/2023/wordml/word16du" xmlns:w16sdtdh="http://schemas.microsoft.com/office/word/2020/wordml/sdtdatahash" xmlns:w16sdtfl="http://schemas.microsoft.com/office/word/2024/wordml/sdtformatlock" xmlns:w16se="http://schemas.microsoft.com/office/word/2015/wordml/symex" xmlns:wpg="http://schemas.microsoft.com/office/word/2010/wordprocessingGroup" xmlns:wpi="http://schemas.microsoft.com/office/word/2010/wordprocessingInk" xmlns:wne="http://schemas.microsoft.com/office/word/2006/wordml" xmlns:wps="http://schemas.microsoft.com/office/word/2010/wordprocessingShape" mc:Ignorable="w14 w15 w16se w16cid w16 w16cex w16sdtdh w16sdtfl w16du wp14">
   <w:p>
     <w:pPr>
       <w:pStyle w:val="Footer"/>
@@ -636,7 +760,7 @@
 </file>
 
 <file path=word/footer2.xml><?xml version="1.0" encoding="utf-8"?>
-<w:ftr xmlns:wpc="http://schemas.microsoft.com/office/word/2010/wordprocessingCanvas" xmlns:cx="http://schemas.microsoft.com/office/drawing/2014/chartex" xmlns:cx1="http://schemas.microsoft.com/office/drawing/2015/9/8/chartex" xmlns:cx2="http://schemas.microsoft.com/office/drawing/2015/10/21/chartex" xmlns:cx3="http://schemas.microsoft.com/office/drawing/2016/5/9/chartex" xmlns:cx4="http://schemas.microsoft.com/office/drawing/2016/5/10/chartex" xmlns:cx5="http://schemas.microsoft.com/office/drawing/2016/5/11/chartex" xmlns:cx6="http://schemas.microsoft.com/office/drawing/2016/5/12/chartex" xmlns:cx7="http://schemas.microsoft.com/office/drawing/2016/5/13/chartex" xmlns:cx8="http://schemas.microsoft.com/office/drawing/2016/5/14/chartex" xmlns:mc="http://schemas.openxmlformats.org/markup-compatibility/2006" xmlns:aink="http://schemas.microsoft.com/office/drawing/2016/ink" xmlns:am3d="http://schemas.microsoft.com/office/drawing/2017/model3d" xmlns:o="urn:schemas-microsoft-com:office:office" xmlns:oel="http://schemas.microsoft.com/office/2019/extlst" xmlns:r="http://schemas.openxmlformats.org/officeDocument/2006/relationships" xmlns:m="http://schemas.openxmlformats.org/officeDocument/2006/math" xmlns:v="urn:schemas-microsoft-com:vml" xmlns:wp14="http://schemas.microsoft.com/office/word/2010/wordprocessingDrawing" xmlns:wp="http://schemas.openxmlformats.org/drawingml/2006/wordprocessingDrawing" xmlns:w10="urn:schemas-microsoft-com:office:word" xmlns:w="http://schemas.openxmlformats.org/wordprocessingml/2006/main" xmlns:w14="http://schemas.microsoft.com/office/word/2010/wordml" xmlns:w15="http://schemas.microsoft.com/office/word/2012/wordml" xmlns:w16cex="http://schemas.microsoft.com/office/word/2018/wordml/cex" xmlns:w16cid="http://schemas.microsoft.com/office/word/2016/wordml/cid" xmlns:w16="http://schemas.microsoft.com/office/word/2018/wordml" xmlns:w16sdtdh="http://schemas.microsoft.com/office/word/2020/wordml/sdtdatahash" xmlns:w16se="http://schemas.microsoft.com/office/word/2015/wordml/symex" xmlns:wpg="http://schemas.microsoft.com/office/word/2010/wordprocessingGroup" xmlns:wpi="http://schemas.microsoft.com/office/word/2010/wordprocessingInk" xmlns:wne="http://schemas.microsoft.com/office/word/2006/wordml" xmlns:wps="http://schemas.microsoft.com/office/word/2010/wordprocessingShape" mc:Ignorable="w14 w15 w16se w16cid w16 w16cex w16sdtdh wp14">
+<w:ftr xmlns:wpc="http://schemas.microsoft.com/office/word/2010/wordprocessingCanvas" xmlns:cx="http://schemas.microsoft.com/office/drawing/2014/chartex" xmlns:cx1="http://schemas.microsoft.com/office/drawing/2015/9/8/chartex" xmlns:cx2="http://schemas.microsoft.com/office/drawing/2015/10/21/chartex" xmlns:cx3="http://schemas.microsoft.com/office/drawing/2016/5/9/chartex" xmlns:cx4="http://schemas.microsoft.com/office/drawing/2016/5/10/chartex" xmlns:cx5="http://schemas.microsoft.com/office/drawing/2016/5/11/chartex" xmlns:cx6="http://schemas.microsoft.com/office/drawing/2016/5/12/chartex" xmlns:cx7="http://schemas.microsoft.com/office/drawing/2016/5/13/chartex" xmlns:cx8="http://schemas.microsoft.com/office/drawing/2016/5/14/chartex" xmlns:mc="http://schemas.openxmlformats.org/markup-compatibility/2006" xmlns:aink="http://schemas.microsoft.com/office/drawing/2016/ink" xmlns:am3d="http://schemas.microsoft.com/office/drawing/2017/model3d" xmlns:o="urn:schemas-microsoft-com:office:office" xmlns:oel="http://schemas.microsoft.com/office/2019/extlst" xmlns:r="http://schemas.openxmlformats.org/officeDocument/2006/relationships" xmlns:m="http://schemas.openxmlformats.org/officeDocument/2006/math" xmlns:v="urn:schemas-microsoft-com:vml" xmlns:wp14="http://schemas.microsoft.com/office/word/2010/wordprocessingDrawing" xmlns:wp="http://schemas.openxmlformats.org/drawingml/2006/wordprocessingDrawing" xmlns:w10="urn:schemas-microsoft-com:office:word" xmlns:w="http://schemas.openxmlformats.org/wordprocessingml/2006/main" xmlns:w14="http://schemas.microsoft.com/office/word/2010/wordml" xmlns:w15="http://schemas.microsoft.com/office/word/2012/wordml" xmlns:w16cex="http://schemas.microsoft.com/office/word/2018/wordml/cex" xmlns:w16cid="http://schemas.microsoft.com/office/word/2016/wordml/cid" xmlns:w16="http://schemas.microsoft.com/office/word/2018/wordml" xmlns:w16du="http://schemas.microsoft.com/office/word/2023/wordml/word16du" xmlns:w16sdtdh="http://schemas.microsoft.com/office/word/2020/wordml/sdtdatahash" xmlns:w16sdtfl="http://schemas.microsoft.com/office/word/2024/wordml/sdtformatlock" xmlns:w16se="http://schemas.microsoft.com/office/word/2015/wordml/symex" xmlns:wpg="http://schemas.microsoft.com/office/word/2010/wordprocessingGroup" xmlns:wpi="http://schemas.microsoft.com/office/word/2010/wordprocessingInk" xmlns:wne="http://schemas.microsoft.com/office/word/2006/wordml" xmlns:wps="http://schemas.microsoft.com/office/word/2010/wordprocessingShape" mc:Ignorable="w14 w15 w16se w16cid w16 w16cex w16sdtdh w16sdtfl w16du wp14">
   <w:p>
     <w:pPr>
       <w:pStyle w:val="Footer"/>
@@ -646,7 +770,7 @@
 </file>
 
 <file path=word/footer3.xml><?xml version="1.0" encoding="utf-8"?>
-<w:ftr xmlns:wpc="http://schemas.microsoft.com/office/word/2010/wordprocessingCanvas" xmlns:cx="http://schemas.microsoft.com/office/drawing/2014/chartex" xmlns:cx1="http://schemas.microsoft.com/office/drawing/2015/9/8/chartex" xmlns:cx2="http://schemas.microsoft.com/office/drawing/2015/10/21/chartex" xmlns:cx3="http://schemas.microsoft.com/office/drawing/2016/5/9/chartex" xmlns:cx4="http://schemas.microsoft.com/office/drawing/2016/5/10/chartex" xmlns:cx5="http://schemas.microsoft.com/office/drawing/2016/5/11/chartex" xmlns:cx6="http://schemas.microsoft.com/office/drawing/2016/5/12/chartex" xmlns:cx7="http://schemas.microsoft.com/office/drawing/2016/5/13/chartex" xmlns:cx8="http://schemas.microsoft.com/office/drawing/2016/5/14/chartex" xmlns:mc="http://schemas.openxmlformats.org/markup-compatibility/2006" xmlns:aink="http://schemas.microsoft.com/office/drawing/2016/ink" xmlns:am3d="http://schemas.microsoft.com/office/drawing/2017/model3d" xmlns:o="urn:schemas-microsoft-com:office:office" xmlns:oel="http://schemas.microsoft.com/office/2019/extlst" xmlns:r="http://schemas.openxmlformats.org/officeDocument/2006/relationships" xmlns:m="http://schemas.openxmlformats.org/officeDocument/2006/math" xmlns:v="urn:schemas-microsoft-com:vml" xmlns:wp14="http://schemas.microsoft.com/office/word/2010/wordprocessingDrawing" xmlns:wp="http://schemas.openxmlformats.org/drawingml/2006/wordprocessingDrawing" xmlns:w10="urn:schemas-microsoft-com:office:word" xmlns:w="http://schemas.openxmlformats.org/wordprocessingml/2006/main" xmlns:w14="http://schemas.microsoft.com/office/word/2010/wordml" xmlns:w15="http://schemas.microsoft.com/office/word/2012/wordml" xmlns:w16cex="http://schemas.microsoft.com/office/word/2018/wordml/cex" xmlns:w16cid="http://schemas.microsoft.com/office/word/2016/wordml/cid" xmlns:w16="http://schemas.microsoft.com/office/word/2018/wordml" xmlns:w16sdtdh="http://schemas.microsoft.com/office/word/2020/wordml/sdtdatahash" xmlns:w16se="http://schemas.microsoft.com/office/word/2015/wordml/symex" xmlns:wpg="http://schemas.microsoft.com/office/word/2010/wordprocessingGroup" xmlns:wpi="http://schemas.microsoft.com/office/word/2010/wordprocessingInk" xmlns:wne="http://schemas.microsoft.com/office/word/2006/wordml" xmlns:wps="http://schemas.microsoft.com/office/word/2010/wordprocessingShape" mc:Ignorable="w14 w15 w16se w16cid w16 w16cex w16sdtdh wp14">
+<w:ftr xmlns:wpc="http://schemas.microsoft.com/office/word/2010/wordprocessingCanvas" xmlns:cx="http://schemas.microsoft.com/office/drawing/2014/chartex" xmlns:cx1="http://schemas.microsoft.com/office/drawing/2015/9/8/chartex" xmlns:cx2="http://schemas.microsoft.com/office/drawing/2015/10/21/chartex" xmlns:cx3="http://schemas.microsoft.com/office/drawing/2016/5/9/chartex" xmlns:cx4="http://schemas.microsoft.com/office/drawing/2016/5/10/chartex" xmlns:cx5="http://schemas.microsoft.com/office/drawing/2016/5/11/chartex" xmlns:cx6="http://schemas.microsoft.com/office/drawing/2016/5/12/chartex" xmlns:cx7="http://schemas.microsoft.com/office/drawing/2016/5/13/chartex" xmlns:cx8="http://schemas.microsoft.com/office/drawing/2016/5/14/chartex" xmlns:mc="http://schemas.openxmlformats.org/markup-compatibility/2006" xmlns:aink="http://schemas.microsoft.com/office/drawing/2016/ink" xmlns:am3d="http://schemas.microsoft.com/office/drawing/2017/model3d" xmlns:o="urn:schemas-microsoft-com:office:office" xmlns:oel="http://schemas.microsoft.com/office/2019/extlst" xmlns:r="http://schemas.openxmlformats.org/officeDocument/2006/relationships" xmlns:m="http://schemas.openxmlformats.org/officeDocument/2006/math" xmlns:v="urn:schemas-microsoft-com:vml" xmlns:wp14="http://schemas.microsoft.com/office/word/2010/wordprocessingDrawing" xmlns:wp="http://schemas.openxmlformats.org/drawingml/2006/wordprocessingDrawing" xmlns:w10="urn:schemas-microsoft-com:office:word" xmlns:w="http://schemas.openxmlformats.org/wordprocessingml/2006/main" xmlns:w14="http://schemas.microsoft.com/office/word/2010/wordml" xmlns:w15="http://schemas.microsoft.com/office/word/2012/wordml" xmlns:w16cex="http://schemas.microsoft.com/office/word/2018/wordml/cex" xmlns:w16cid="http://schemas.microsoft.com/office/word/2016/wordml/cid" xmlns:w16="http://schemas.microsoft.com/office/word/2018/wordml" xmlns:w16du="http://schemas.microsoft.com/office/word/2023/wordml/word16du" xmlns:w16sdtdh="http://schemas.microsoft.com/office/word/2020/wordml/sdtdatahash" xmlns:w16sdtfl="http://schemas.microsoft.com/office/word/2024/wordml/sdtformatlock" xmlns:w16se="http://schemas.microsoft.com/office/word/2015/wordml/symex" xmlns:wpg="http://schemas.microsoft.com/office/word/2010/wordprocessingGroup" xmlns:wpi="http://schemas.microsoft.com/office/word/2010/wordprocessingInk" xmlns:wne="http://schemas.microsoft.com/office/word/2006/wordml" xmlns:wps="http://schemas.microsoft.com/office/word/2010/wordprocessingShape" mc:Ignorable="w14 w15 w16se w16cid w16 w16cex w16sdtdh w16sdtfl w16du wp14">
   <w:p>
     <w:pPr>
       <w:pStyle w:val="Footer"/>
@@ -656,7 +780,7 @@
 </file>
 
 <file path=word/footnotes.xml><?xml version="1.0" encoding="utf-8"?>
-<w:footnotes xmlns:wpc="http://schemas.microsoft.com/office/word/2010/wordprocessingCanvas" xmlns:cx="http://schemas.microsoft.com/office/drawing/2014/chartex" xmlns:cx1="http://schemas.microsoft.com/office/drawing/2015/9/8/chartex" xmlns:cx2="http://schemas.microsoft.com/office/drawing/2015/10/21/chartex" xmlns:cx3="http://schemas.microsoft.com/office/drawing/2016/5/9/chartex" xmlns:cx4="http://schemas.microsoft.com/office/drawing/2016/5/10/chartex" xmlns:cx5="http://schemas.microsoft.com/office/drawing/2016/5/11/chartex" xmlns:cx6="http://schemas.microsoft.com/office/drawing/2016/5/12/chartex" xmlns:cx7="http://schemas.microsoft.com/office/drawing/2016/5/13/chartex" xmlns:cx8="http://schemas.microsoft.com/office/drawing/2016/5/14/chartex" xmlns:mc="http://schemas.openxmlformats.org/markup-compatibility/2006" xmlns:aink="http://schemas.microsoft.com/office/drawing/2016/ink" xmlns:am3d="http://schemas.microsoft.com/office/drawing/2017/model3d" xmlns:o="urn:schemas-microsoft-com:office:office" xmlns:oel="http://schemas.microsoft.com/office/2019/extlst" xmlns:r="http://schemas.openxmlformats.org/officeDocument/2006/relationships" xmlns:m="http://schemas.openxmlformats.org/officeDocument/2006/math" xmlns:v="urn:schemas-microsoft-com:vml" xmlns:wp14="http://schemas.microsoft.com/office/word/2010/wordprocessingDrawing" xmlns:wp="http://schemas.openxmlformats.org/drawingml/2006/wordprocessingDrawing" xmlns:w10="urn:schemas-microsoft-com:office:word" xmlns:w="http://schemas.openxmlformats.org/wordprocessingml/2006/main" xmlns:w14="http://schemas.microsoft.com/office/word/2010/wordml" xmlns:w15="http://schemas.microsoft.com/office/word/2012/wordml" xmlns:w16cex="http://schemas.microsoft.com/office/word/2018/wordml/cex" xmlns:w16cid="http://schemas.microsoft.com/office/word/2016/wordml/cid" xmlns:w16="http://schemas.microsoft.com/office/word/2018/wordml" xmlns:w16sdtdh="http://schemas.microsoft.com/office/word/2020/wordml/sdtdatahash" xmlns:w16se="http://schemas.microsoft.com/office/word/2015/wordml/symex" xmlns:wpg="http://schemas.microsoft.com/office/word/2010/wordprocessingGroup" xmlns:wpi="http://schemas.microsoft.com/office/word/2010/wordprocessingInk" xmlns:wne="http://schemas.microsoft.com/office/word/2006/wordml" xmlns:wps="http://schemas.microsoft.com/office/word/2010/wordprocessingShape" mc:Ignorable="w14 w15 w16se w16cid w16 w16cex w16sdtdh wp14">
+<w:footnotes xmlns:wpc="http://schemas.microsoft.com/office/word/2010/wordprocessingCanvas" xmlns:cx="http://schemas.microsoft.com/office/drawing/2014/chartex" xmlns:cx1="http://schemas.microsoft.com/office/drawing/2015/9/8/chartex" xmlns:cx2="http://schemas.microsoft.com/office/drawing/2015/10/21/chartex" xmlns:cx3="http://schemas.microsoft.com/office/drawing/2016/5/9/chartex" xmlns:cx4="http://schemas.microsoft.com/office/drawing/2016/5/10/chartex" xmlns:cx5="http://schemas.microsoft.com/office/drawing/2016/5/11/chartex" xmlns:cx6="http://schemas.microsoft.com/office/drawing/2016/5/12/chartex" xmlns:cx7="http://schemas.microsoft.com/office/drawing/2016/5/13/chartex" xmlns:cx8="http://schemas.microsoft.com/office/drawing/2016/5/14/chartex" xmlns:mc="http://schemas.openxmlformats.org/markup-compatibility/2006" xmlns:aink="http://schemas.microsoft.com/office/drawing/2016/ink" xmlns:am3d="http://schemas.microsoft.com/office/drawing/2017/model3d" xmlns:o="urn:schemas-microsoft-com:office:office" xmlns:oel="http://schemas.microsoft.com/office/2019/extlst" xmlns:r="http://schemas.openxmlformats.org/officeDocument/2006/relationships" xmlns:m="http://schemas.openxmlformats.org/officeDocument/2006/math" xmlns:v="urn:schemas-microsoft-com:vml" xmlns:wp14="http://schemas.microsoft.com/office/word/2010/wordprocessingDrawing" xmlns:wp="http://schemas.openxmlformats.org/drawingml/2006/wordprocessingDrawing" xmlns:w10="urn:schemas-microsoft-com:office:word" xmlns:w="http://schemas.openxmlformats.org/wordprocessingml/2006/main" xmlns:w14="http://schemas.microsoft.com/office/word/2010/wordml" xmlns:w15="http://schemas.microsoft.com/office/word/2012/wordml" xmlns:w16cex="http://schemas.microsoft.com/office/word/2018/wordml/cex" xmlns:w16cid="http://schemas.microsoft.com/office/word/2016/wordml/cid" xmlns:w16="http://schemas.microsoft.com/office/word/2018/wordml" xmlns:w16du="http://schemas.microsoft.com/office/word/2023/wordml/word16du" xmlns:w16sdtdh="http://schemas.microsoft.com/office/word/2020/wordml/sdtdatahash" xmlns:w16sdtfl="http://schemas.microsoft.com/office/word/2024/wordml/sdtformatlock" xmlns:w16se="http://schemas.microsoft.com/office/word/2015/wordml/symex" xmlns:wpg="http://schemas.microsoft.com/office/word/2010/wordprocessingGroup" xmlns:wpi="http://schemas.microsoft.com/office/word/2010/wordprocessingInk" xmlns:wne="http://schemas.microsoft.com/office/word/2006/wordml" xmlns:wps="http://schemas.microsoft.com/office/word/2010/wordprocessingShape" mc:Ignorable="w14 w15 w16se w16cid w16 w16cex w16sdtdh w16sdtfl w16du wp14">
   <w:footnote w:type="separator" w:id="-1">
     <w:p>
       <w:pPr>
@@ -681,7 +805,7 @@
 </file>
 
 <file path=word/header1.xml><?xml version="1.0" encoding="utf-8"?>
-<w:hdr xmlns:wpc="http://schemas.microsoft.com/office/word/2010/wordprocessingCanvas" xmlns:cx="http://schemas.microsoft.com/office/drawing/2014/chartex" xmlns:cx1="http://schemas.microsoft.com/office/drawing/2015/9/8/chartex" xmlns:cx2="http://schemas.microsoft.com/office/drawing/2015/10/21/chartex" xmlns:cx3="http://schemas.microsoft.com/office/drawing/2016/5/9/chartex" xmlns:cx4="http://schemas.microsoft.com/office/drawing/2016/5/10/chartex" xmlns:cx5="http://schemas.microsoft.com/office/drawing/2016/5/11/chartex" xmlns:cx6="http://schemas.microsoft.com/office/drawing/2016/5/12/chartex" xmlns:cx7="http://schemas.microsoft.com/office/drawing/2016/5/13/chartex" xmlns:cx8="http://schemas.microsoft.com/office/drawing/2016/5/14/chartex" xmlns:mc="http://schemas.openxmlformats.org/markup-compatibility/2006" xmlns:aink="http://schemas.microsoft.com/office/drawing/2016/ink" xmlns:am3d="http://schemas.microsoft.com/office/drawing/2017/model3d" xmlns:o="urn:schemas-microsoft-com:office:office" xmlns:oel="http://schemas.microsoft.com/office/2019/extlst" xmlns:r="http://schemas.openxmlformats.org/officeDocument/2006/relationships" xmlns:m="http://schemas.openxmlformats.org/officeDocument/2006/math" xmlns:v="urn:schemas-microsoft-com:vml" xmlns:wp14="http://schemas.microsoft.com/office/word/2010/wordprocessingDrawing" xmlns:wp="http://schemas.openxmlformats.org/drawingml/2006/wordprocessingDrawing" xmlns:w10="urn:schemas-microsoft-com:office:word" xmlns:w="http://schemas.openxmlformats.org/wordprocessingml/2006/main" xmlns:w14="http://schemas.microsoft.com/office/word/2010/wordml" xmlns:w15="http://schemas.microsoft.com/office/word/2012/wordml" xmlns:w16cex="http://schemas.microsoft.com/office/word/2018/wordml/cex" xmlns:w16cid="http://schemas.microsoft.com/office/word/2016/wordml/cid" xmlns:w16="http://schemas.microsoft.com/office/word/2018/wordml" xmlns:w16sdtdh="http://schemas.microsoft.com/office/word/2020/wordml/sdtdatahash" xmlns:w16se="http://schemas.microsoft.com/office/word/2015/wordml/symex" xmlns:wpg="http://schemas.microsoft.com/office/word/2010/wordprocessingGroup" xmlns:wpi="http://schemas.microsoft.com/office/word/2010/wordprocessingInk" xmlns:wne="http://schemas.microsoft.com/office/word/2006/wordml" xmlns:wps="http://schemas.microsoft.com/office/word/2010/wordprocessingShape" mc:Ignorable="w14 w15 w16se w16cid w16 w16cex w16sdtdh wp14">
+<w:hdr xmlns:wpc="http://schemas.microsoft.com/office/word/2010/wordprocessingCanvas" xmlns:cx="http://schemas.microsoft.com/office/drawing/2014/chartex" xmlns:cx1="http://schemas.microsoft.com/office/drawing/2015/9/8/chartex" xmlns:cx2="http://schemas.microsoft.com/office/drawing/2015/10/21/chartex" xmlns:cx3="http://schemas.microsoft.com/office/drawing/2016/5/9/chartex" xmlns:cx4="http://schemas.microsoft.com/office/drawing/2016/5/10/chartex" xmlns:cx5="http://schemas.microsoft.com/office/drawing/2016/5/11/chartex" xmlns:cx6="http://schemas.microsoft.com/office/drawing/2016/5/12/chartex" xmlns:cx7="http://schemas.microsoft.com/office/drawing/2016/5/13/chartex" xmlns:cx8="http://schemas.microsoft.com/office/drawing/2016/5/14/chartex" xmlns:mc="http://schemas.openxmlformats.org/markup-compatibility/2006" xmlns:aink="http://schemas.microsoft.com/office/drawing/2016/ink" xmlns:am3d="http://schemas.microsoft.com/office/drawing/2017/model3d" xmlns:o="urn:schemas-microsoft-com:office:office" xmlns:oel="http://schemas.microsoft.com/office/2019/extlst" xmlns:r="http://schemas.openxmlformats.org/officeDocument/2006/relationships" xmlns:m="http://schemas.openxmlformats.org/officeDocument/2006/math" xmlns:v="urn:schemas-microsoft-com:vml" xmlns:wp14="http://schemas.microsoft.com/office/word/2010/wordprocessingDrawing" xmlns:wp="http://schemas.openxmlformats.org/drawingml/2006/wordprocessingDrawing" xmlns:w10="urn:schemas-microsoft-com:office:word" xmlns:w="http://schemas.openxmlformats.org/wordprocessingml/2006/main" xmlns:w14="http://schemas.microsoft.com/office/word/2010/wordml" xmlns:w15="http://schemas.microsoft.com/office/word/2012/wordml" xmlns:w16cex="http://schemas.microsoft.com/office/word/2018/wordml/cex" xmlns:w16cid="http://schemas.microsoft.com/office/word/2016/wordml/cid" xmlns:w16="http://schemas.microsoft.com/office/word/2018/wordml" xmlns:w16du="http://schemas.microsoft.com/office/word/2023/wordml/word16du" xmlns:w16sdtdh="http://schemas.microsoft.com/office/word/2020/wordml/sdtdatahash" xmlns:w16sdtfl="http://schemas.microsoft.com/office/word/2024/wordml/sdtformatlock" xmlns:w16se="http://schemas.microsoft.com/office/word/2015/wordml/symex" xmlns:wpg="http://schemas.microsoft.com/office/word/2010/wordprocessingGroup" xmlns:wpi="http://schemas.microsoft.com/office/word/2010/wordprocessingInk" xmlns:wne="http://schemas.microsoft.com/office/word/2006/wordml" xmlns:wps="http://schemas.microsoft.com/office/word/2010/wordprocessingShape" mc:Ignorable="w14 w15 w16se w16cid w16 w16cex w16sdtdh w16sdtfl w16du wp14">
   <w:p>
     <w:pPr>
       <w:pStyle w:val="Header"/>
@@ -691,7 +815,7 @@
 </file>
 
 <file path=word/header2.xml><?xml version="1.0" encoding="utf-8"?>
-<w:hdr xmlns:wpc="http://schemas.microsoft.com/office/word/2010/wordprocessingCanvas" xmlns:cx="http://schemas.microsoft.com/office/drawing/2014/chartex" xmlns:cx1="http://schemas.microsoft.com/office/drawing/2015/9/8/chartex" xmlns:cx2="http://schemas.microsoft.com/office/drawing/2015/10/21/chartex" xmlns:cx3="http://schemas.microsoft.com/office/drawing/2016/5/9/chartex" xmlns:cx4="http://schemas.microsoft.com/office/drawing/2016/5/10/chartex" xmlns:cx5="http://schemas.microsoft.com/office/drawing/2016/5/11/chartex" xmlns:cx6="http://schemas.microsoft.com/office/drawing/2016/5/12/chartex" xmlns:cx7="http://schemas.microsoft.com/office/drawing/2016/5/13/chartex" xmlns:cx8="http://schemas.microsoft.com/office/drawing/2016/5/14/chartex" xmlns:mc="http://schemas.openxmlformats.org/markup-compatibility/2006" xmlns:aink="http://schemas.microsoft.com/office/drawing/2016/ink" xmlns:am3d="http://schemas.microsoft.com/office/drawing/2017/model3d" xmlns:o="urn:schemas-microsoft-com:office:office" xmlns:oel="http://schemas.microsoft.com/office/2019/extlst" xmlns:r="http://schemas.openxmlformats.org/officeDocument/2006/relationships" xmlns:m="http://schemas.openxmlformats.org/officeDocument/2006/math" xmlns:v="urn:schemas-microsoft-com:vml" xmlns:wp14="http://schemas.microsoft.com/office/word/2010/wordprocessingDrawing" xmlns:wp="http://schemas.openxmlformats.org/drawingml/2006/wordprocessingDrawing" xmlns:w10="urn:schemas-microsoft-com:office:word" xmlns:w="http://schemas.openxmlformats.org/wordprocessingml/2006/main" xmlns:w14="http://schemas.microsoft.com/office/word/2010/wordml" xmlns:w15="http://schemas.microsoft.com/office/word/2012/wordml" xmlns:w16cex="http://schemas.microsoft.com/office/word/2018/wordml/cex" xmlns:w16cid="http://schemas.microsoft.com/office/word/2016/wordml/cid" xmlns:w16="http://schemas.microsoft.com/office/word/2018/wordml" xmlns:w16sdtdh="http://schemas.microsoft.com/office/word/2020/wordml/sdtdatahash" xmlns:w16se="http://schemas.microsoft.com/office/word/2015/wordml/symex" xmlns:wpg="http://schemas.microsoft.com/office/word/2010/wordprocessingGroup" xmlns:wpi="http://schemas.microsoft.com/office/word/2010/wordprocessingInk" xmlns:wne="http://schemas.microsoft.com/office/word/2006/wordml" xmlns:wps="http://schemas.microsoft.com/office/word/2010/wordprocessingShape" mc:Ignorable="w14 w15 w16se w16cid w16 w16cex w16sdtdh wp14">
+<w:hdr xmlns:wpc="http://schemas.microsoft.com/office/word/2010/wordprocessingCanvas" xmlns:cx="http://schemas.microsoft.com/office/drawing/2014/chartex" xmlns:cx1="http://schemas.microsoft.com/office/drawing/2015/9/8/chartex" xmlns:cx2="http://schemas.microsoft.com/office/drawing/2015/10/21/chartex" xmlns:cx3="http://schemas.microsoft.com/office/drawing/2016/5/9/chartex" xmlns:cx4="http://schemas.microsoft.com/office/drawing/2016/5/10/chartex" xmlns:cx5="http://schemas.microsoft.com/office/drawing/2016/5/11/chartex" xmlns:cx6="http://schemas.microsoft.com/office/drawing/2016/5/12/chartex" xmlns:cx7="http://schemas.microsoft.com/office/drawing/2016/5/13/chartex" xmlns:cx8="http://schemas.microsoft.com/office/drawing/2016/5/14/chartex" xmlns:mc="http://schemas.openxmlformats.org/markup-compatibility/2006" xmlns:aink="http://schemas.microsoft.com/office/drawing/2016/ink" xmlns:am3d="http://schemas.microsoft.com/office/drawing/2017/model3d" xmlns:o="urn:schemas-microsoft-com:office:office" xmlns:oel="http://schemas.microsoft.com/office/2019/extlst" xmlns:r="http://schemas.openxmlformats.org/officeDocument/2006/relationships" xmlns:m="http://schemas.openxmlformats.org/officeDocument/2006/math" xmlns:v="urn:schemas-microsoft-com:vml" xmlns:wp14="http://schemas.microsoft.com/office/word/2010/wordprocessingDrawing" xmlns:wp="http://schemas.openxmlformats.org/drawingml/2006/wordprocessingDrawing" xmlns:w10="urn:schemas-microsoft-com:office:word" xmlns:w="http://schemas.openxmlformats.org/wordprocessingml/2006/main" xmlns:w14="http://schemas.microsoft.com/office/word/2010/wordml" xmlns:w15="http://schemas.microsoft.com/office/word/2012/wordml" xmlns:w16cex="http://schemas.microsoft.com/office/word/2018/wordml/cex" xmlns:w16cid="http://schemas.microsoft.com/office/word/2016/wordml/cid" xmlns:w16="http://schemas.microsoft.com/office/word/2018/wordml" xmlns:w16du="http://schemas.microsoft.com/office/word/2023/wordml/word16du" xmlns:w16sdtdh="http://schemas.microsoft.com/office/word/2020/wordml/sdtdatahash" xmlns:w16sdtfl="http://schemas.microsoft.com/office/word/2024/wordml/sdtformatlock" xmlns:w16se="http://schemas.microsoft.com/office/word/2015/wordml/symex" xmlns:wpg="http://schemas.microsoft.com/office/word/2010/wordprocessingGroup" xmlns:wpi="http://schemas.microsoft.com/office/word/2010/wordprocessingInk" xmlns:wne="http://schemas.microsoft.com/office/word/2006/wordml" xmlns:wps="http://schemas.microsoft.com/office/word/2010/wordprocessingShape" mc:Ignorable="w14 w15 w16se w16cid w16 w16cex w16sdtdh w16sdtfl w16du wp14">
   <w:p>
     <w:pPr>
       <w:pStyle w:val="Header"/>
@@ -702,7 +826,7 @@
 </file>
 
 <file path=word/header3.xml><?xml version="1.0" encoding="utf-8"?>
-<w:hdr xmlns:wpc="http://schemas.microsoft.com/office/word/2010/wordprocessingCanvas" xmlns:cx="http://schemas.microsoft.com/office/drawing/2014/chartex" xmlns:cx1="http://schemas.microsoft.com/office/drawing/2015/9/8/chartex" xmlns:cx2="http://schemas.microsoft.com/office/drawing/2015/10/21/chartex" xmlns:cx3="http://schemas.microsoft.com/office/drawing/2016/5/9/chartex" xmlns:cx4="http://schemas.microsoft.com/office/drawing/2016/5/10/chartex" xmlns:cx5="http://schemas.microsoft.com/office/drawing/2016/5/11/chartex" xmlns:cx6="http://schemas.microsoft.com/office/drawing/2016/5/12/chartex" xmlns:cx7="http://schemas.microsoft.com/office/drawing/2016/5/13/chartex" xmlns:cx8="http://schemas.microsoft.com/office/drawing/2016/5/14/chartex" xmlns:mc="http://schemas.openxmlformats.org/markup-compatibility/2006" xmlns:aink="http://schemas.microsoft.com/office/drawing/2016/ink" xmlns:am3d="http://schemas.microsoft.com/office/drawing/2017/model3d" xmlns:o="urn:schemas-microsoft-com:office:office" xmlns:oel="http://schemas.microsoft.com/office/2019/extlst" xmlns:r="http://schemas.openxmlformats.org/officeDocument/2006/relationships" xmlns:m="http://schemas.openxmlformats.org/officeDocument/2006/math" xmlns:v="urn:schemas-microsoft-com:vml" xmlns:wp14="http://schemas.microsoft.com/office/word/2010/wordprocessingDrawing" xmlns:wp="http://schemas.openxmlformats.org/drawingml/2006/wordprocessingDrawing" xmlns:w10="urn:schemas-microsoft-com:office:word" xmlns:w="http://schemas.openxmlformats.org/wordprocessingml/2006/main" xmlns:w14="http://schemas.microsoft.com/office/word/2010/wordml" xmlns:w15="http://schemas.microsoft.com/office/word/2012/wordml" xmlns:w16cex="http://schemas.microsoft.com/office/word/2018/wordml/cex" xmlns:w16cid="http://schemas.microsoft.com/office/word/2016/wordml/cid" xmlns:w16="http://schemas.microsoft.com/office/word/2018/wordml" xmlns:w16sdtdh="http://schemas.microsoft.com/office/word/2020/wordml/sdtdatahash" xmlns:w16se="http://schemas.microsoft.com/office/word/2015/wordml/symex" xmlns:wpg="http://schemas.microsoft.com/office/word/2010/wordprocessingGroup" xmlns:wpi="http://schemas.microsoft.com/office/word/2010/wordprocessingInk" xmlns:wne="http://schemas.microsoft.com/office/word/2006/wordml" xmlns:wps="http://schemas.microsoft.com/office/word/2010/wordprocessingShape" mc:Ignorable="w14 w15 w16se w16cid w16 w16cex w16sdtdh wp14">
+<w:hdr xmlns:wpc="http://schemas.microsoft.com/office/word/2010/wordprocessingCanvas" xmlns:cx="http://schemas.microsoft.com/office/drawing/2014/chartex" xmlns:cx1="http://schemas.microsoft.com/office/drawing/2015/9/8/chartex" xmlns:cx2="http://schemas.microsoft.com/office/drawing/2015/10/21/chartex" xmlns:cx3="http://schemas.microsoft.com/office/drawing/2016/5/9/chartex" xmlns:cx4="http://schemas.microsoft.com/office/drawing/2016/5/10/chartex" xmlns:cx5="http://schemas.microsoft.com/office/drawing/2016/5/11/chartex" xmlns:cx6="http://schemas.microsoft.com/office/drawing/2016/5/12/chartex" xmlns:cx7="http://schemas.microsoft.com/office/drawing/2016/5/13/chartex" xmlns:cx8="http://schemas.microsoft.com/office/drawing/2016/5/14/chartex" xmlns:mc="http://schemas.openxmlformats.org/markup-compatibility/2006" xmlns:aink="http://schemas.microsoft.com/office/drawing/2016/ink" xmlns:am3d="http://schemas.microsoft.com/office/drawing/2017/model3d" xmlns:o="urn:schemas-microsoft-com:office:office" xmlns:oel="http://schemas.microsoft.com/office/2019/extlst" xmlns:r="http://schemas.openxmlformats.org/officeDocument/2006/relationships" xmlns:m="http://schemas.openxmlformats.org/officeDocument/2006/math" xmlns:v="urn:schemas-microsoft-com:vml" xmlns:wp14="http://schemas.microsoft.com/office/word/2010/wordprocessingDrawing" xmlns:wp="http://schemas.openxmlformats.org/drawingml/2006/wordprocessingDrawing" xmlns:w10="urn:schemas-microsoft-com:office:word" xmlns:w="http://schemas.openxmlformats.org/wordprocessingml/2006/main" xmlns:w14="http://schemas.microsoft.com/office/word/2010/wordml" xmlns:w15="http://schemas.microsoft.com/office/word/2012/wordml" xmlns:w16cex="http://schemas.microsoft.com/office/word/2018/wordml/cex" xmlns:w16cid="http://schemas.microsoft.com/office/word/2016/wordml/cid" xmlns:w16="http://schemas.microsoft.com/office/word/2018/wordml" xmlns:w16du="http://schemas.microsoft.com/office/word/2023/wordml/word16du" xmlns:w16sdtdh="http://schemas.microsoft.com/office/word/2020/wordml/sdtdatahash" xmlns:w16sdtfl="http://schemas.microsoft.com/office/word/2024/wordml/sdtformatlock" xmlns:w16se="http://schemas.microsoft.com/office/word/2015/wordml/symex" xmlns:wpg="http://schemas.microsoft.com/office/word/2010/wordprocessingGroup" xmlns:wpi="http://schemas.microsoft.com/office/word/2010/wordprocessingInk" xmlns:wne="http://schemas.microsoft.com/office/word/2006/wordml" xmlns:wps="http://schemas.microsoft.com/office/word/2010/wordprocessingShape" mc:Ignorable="w14 w15 w16se w16cid w16 w16cex w16sdtdh w16sdtfl w16du wp14">
   <w:p>
     <w:pPr>
       <w:pStyle w:val="Header"/>
@@ -711,7 +835,7 @@
     <w:r>
       <w:tab/>
       <w:tab/>
-      <w:t>2026-06-17</w:t>
+      <w:t>2026-06-18</w:t>
       <w:br/>
       <w:br/>
     </w:r>
@@ -728,7 +852,7 @@
 </file>
 
 <file path=word/numbering.xml><?xml version="1.0" encoding="utf-8"?>
-<w:numbering xmlns:wpc="http://schemas.microsoft.com/office/word/2010/wordprocessingCanvas" xmlns:cx="http://schemas.microsoft.com/office/drawing/2014/chartex" xmlns:cx1="http://schemas.microsoft.com/office/drawing/2015/9/8/chartex" xmlns:cx2="http://schemas.microsoft.com/office/drawing/2015/10/21/chartex" xmlns:cx3="http://schemas.microsoft.com/office/drawing/2016/5/9/chartex" xmlns:cx4="http://schemas.microsoft.com/office/drawing/2016/5/10/chartex" xmlns:cx5="http://schemas.microsoft.com/office/drawing/2016/5/11/chartex" xmlns:cx6="http://schemas.microsoft.com/office/drawing/2016/5/12/chartex" xmlns:cx7="http://schemas.microsoft.com/office/drawing/2016/5/13/chartex" xmlns:cx8="http://schemas.microsoft.com/office/drawing/2016/5/14/chartex" xmlns:mc="http://schemas.openxmlformats.org/markup-compatibility/2006" xmlns:aink="http://schemas.microsoft.com/office/drawing/2016/ink" xmlns:am3d="http://schemas.microsoft.com/office/drawing/2017/model3d" xmlns:o="urn:schemas-microsoft-com:office:office" xmlns:oel="http://schemas.microsoft.com/office/2019/extlst" xmlns:r="http://schemas.openxmlformats.org/officeDocument/2006/relationships" xmlns:m="http://schemas.openxmlformats.org/officeDocument/2006/math" xmlns:v="urn:schemas-microsoft-com:vml" xmlns:wp14="http://schemas.microsoft.com/office/word/2010/wordprocessingDrawing" xmlns:wp="http://schemas.openxmlformats.org/drawingml/2006/wordprocessingDrawing" xmlns:w10="urn:schemas-microsoft-com:office:word" xmlns:w="http://schemas.openxmlformats.org/wordprocessingml/2006/main" xmlns:w14="http://schemas.microsoft.com/office/word/2010/wordml" xmlns:w15="http://schemas.microsoft.com/office/word/2012/wordml" xmlns:w16cex="http://schemas.microsoft.com/office/word/2018/wordml/cex" xmlns:w16cid="http://schemas.microsoft.com/office/word/2016/wordml/cid" xmlns:w16="http://schemas.microsoft.com/office/word/2018/wordml" xmlns:w16sdtdh="http://schemas.microsoft.com/office/word/2020/wordml/sdtdatahash" xmlns:w16se="http://schemas.microsoft.com/office/word/2015/wordml/symex" xmlns:wpg="http://schemas.microsoft.com/office/word/2010/wordprocessingGroup" xmlns:wpi="http://schemas.microsoft.com/office/word/2010/wordprocessingInk" xmlns:wne="http://schemas.microsoft.com/office/word/2006/wordml" xmlns:wps="http://schemas.microsoft.com/office/word/2010/wordprocessingShape" mc:Ignorable="w14 w15 w16se w16cid w16 w16cex w16sdtdh wp14">
+<w:numbering xmlns:wpc="http://schemas.microsoft.com/office/word/2010/wordprocessingCanvas" xmlns:cx="http://schemas.microsoft.com/office/drawing/2014/chartex" xmlns:cx1="http://schemas.microsoft.com/office/drawing/2015/9/8/chartex" xmlns:cx2="http://schemas.microsoft.com/office/drawing/2015/10/21/chartex" xmlns:cx3="http://schemas.microsoft.com/office/drawing/2016/5/9/chartex" xmlns:cx4="http://schemas.microsoft.com/office/drawing/2016/5/10/chartex" xmlns:cx5="http://schemas.microsoft.com/office/drawing/2016/5/11/chartex" xmlns:cx6="http://schemas.microsoft.com/office/drawing/2016/5/12/chartex" xmlns:cx7="http://schemas.microsoft.com/office/drawing/2016/5/13/chartex" xmlns:cx8="http://schemas.microsoft.com/office/drawing/2016/5/14/chartex" xmlns:mc="http://schemas.openxmlformats.org/markup-compatibility/2006" xmlns:aink="http://schemas.microsoft.com/office/drawing/2016/ink" xmlns:am3d="http://schemas.microsoft.com/office/drawing/2017/model3d" xmlns:o="urn:schemas-microsoft-com:office:office" xmlns:oel="http://schemas.microsoft.com/office/2019/extlst" xmlns:r="http://schemas.openxmlformats.org/officeDocument/2006/relationships" xmlns:m="http://schemas.openxmlformats.org/officeDocument/2006/math" xmlns:v="urn:schemas-microsoft-com:vml" xmlns:wp14="http://schemas.microsoft.com/office/word/2010/wordprocessingDrawing" xmlns:wp="http://schemas.openxmlformats.org/drawingml/2006/wordprocessingDrawing" xmlns:w10="urn:schemas-microsoft-com:office:word" xmlns:w="http://schemas.openxmlformats.org/wordprocessingml/2006/main" xmlns:w14="http://schemas.microsoft.com/office/word/2010/wordml" xmlns:w15="http://schemas.microsoft.com/office/word/2012/wordml" xmlns:w16cex="http://schemas.microsoft.com/office/word/2018/wordml/cex" xmlns:w16cid="http://schemas.microsoft.com/office/word/2016/wordml/cid" xmlns:w16="http://schemas.microsoft.com/office/word/2018/wordml" xmlns:w16du="http://schemas.microsoft.com/office/word/2023/wordml/word16du" xmlns:w16sdtdh="http://schemas.microsoft.com/office/word/2020/wordml/sdtdatahash" xmlns:w16sdtfl="http://schemas.microsoft.com/office/word/2024/wordml/sdtformatlock" xmlns:w16se="http://schemas.microsoft.com/office/word/2015/wordml/symex" xmlns:wpg="http://schemas.microsoft.com/office/word/2010/wordprocessingGroup" xmlns:wpi="http://schemas.microsoft.com/office/word/2010/wordprocessingInk" xmlns:wne="http://schemas.microsoft.com/office/word/2006/wordml" xmlns:wps="http://schemas.microsoft.com/office/word/2010/wordprocessingShape" mc:Ignorable="w14 w15 w16se w16cid w16 w16cex w16sdtdh w16sdtfl w16du wp14">
   <w:abstractNum w:abstractNumId="0" w15:restartNumberingAfterBreak="0">
     <w:nsid w:val="FFFFFF7C"/>
     <w:multiLevelType w:val="singleLevel"/>
@@ -931,7 +1055,7 @@
 </file>
 
 <file path=word/styles.xml><?xml version="1.0" encoding="utf-8"?>
-<w:styles xmlns:mc="http://schemas.openxmlformats.org/markup-compatibility/2006" xmlns:r="http://schemas.openxmlformats.org/officeDocument/2006/relationships" xmlns:w="http://schemas.openxmlformats.org/wordprocessingml/2006/main" xmlns:w14="http://schemas.microsoft.com/office/word/2010/wordml" xmlns:w15="http://schemas.microsoft.com/office/word/2012/wordml" xmlns:w16cex="http://schemas.microsoft.com/office/word/2018/wordml/cex" xmlns:w16cid="http://schemas.microsoft.com/office/word/2016/wordml/cid" xmlns:w16="http://schemas.microsoft.com/office/word/2018/wordml" xmlns:w16sdtdh="http://schemas.microsoft.com/office/word/2020/wordml/sdtdatahash" xmlns:w16se="http://schemas.microsoft.com/office/word/2015/wordml/symex" mc:Ignorable="w14 w15 w16se w16cid w16 w16cex w16sdtdh">
+<w:styles xmlns:mc="http://schemas.openxmlformats.org/markup-compatibility/2006" xmlns:r="http://schemas.openxmlformats.org/officeDocument/2006/relationships" xmlns:w="http://schemas.openxmlformats.org/wordprocessingml/2006/main" xmlns:w14="http://schemas.microsoft.com/office/word/2010/wordml" xmlns:w15="http://schemas.microsoft.com/office/word/2012/wordml" xmlns:w16cex="http://schemas.microsoft.com/office/word/2018/wordml/cex" xmlns:w16cid="http://schemas.microsoft.com/office/word/2016/wordml/cid" xmlns:w16="http://schemas.microsoft.com/office/word/2018/wordml" xmlns:w16du="http://schemas.microsoft.com/office/word/2023/wordml/word16du" xmlns:w16sdtdh="http://schemas.microsoft.com/office/word/2020/wordml/sdtdatahash" xmlns:w16sdtfl="http://schemas.microsoft.com/office/word/2024/wordml/sdtformatlock" xmlns:w16se="http://schemas.microsoft.com/office/word/2015/wordml/symex" mc:Ignorable="w14 w15 w16se w16cid w16 w16cex w16sdtdh w16sdtfl w16du">
   <w:docDefaults>
     <w:rPrDefault>
       <w:rPr>
@@ -1689,7 +1813,7 @@
     <w:link w:val="TitleChar"/>
     <w:uiPriority w:val="10"/>
     <w:qFormat/>
-    <w:rsid w:val="007106C8"/>
+    <w:rsid w:val="00E854FA"/>
     <w:pPr>
       <w:spacing w:after="300" w:line="240" w:lineRule="auto"/>
       <w:contextualSpacing/>
@@ -1699,7 +1823,7 @@
       <w:rFonts w:eastAsiaTheme="majorEastAsia" w:cstheme="majorBidi"/>
       <w:spacing w:val="5"/>
       <w:kern w:val="28"/>
-      <w:sz w:val="52"/>
+      <w:sz w:val="40"/>
       <w:szCs w:val="52"/>
       <w:lang w:val="sv-SE" w:eastAsia="en-US" w:bidi="ar-SA"/>
     </w:rPr>
@@ -1709,12 +1833,12 @@
     <w:basedOn w:val="DefaultParagraphFont"/>
     <w:link w:val="Title"/>
     <w:uiPriority w:val="10"/>
-    <w:rsid w:val="007106C8"/>
+    <w:rsid w:val="00E854FA"/>
     <w:rPr>
       <w:rFonts w:ascii="Times New Roman" w:eastAsiaTheme="majorEastAsia" w:hAnsi="Times New Roman" w:cstheme="majorBidi"/>
       <w:spacing w:val="5"/>
       <w:kern w:val="28"/>
-      <w:sz w:val="52"/>
+      <w:sz w:val="40"/>
       <w:szCs w:val="52"/>
       <w:lang w:val="sv-SE" w:eastAsia="en-US" w:bidi="ar-SA"/>
     </w:rPr>

--- a/klagomål/A 47445-2025 FSC-klagomål.docx
+++ b/klagomål/A 47445-2025 FSC-klagomål.docx
@@ -835,7 +835,7 @@
     <w:r>
       <w:tab/>
       <w:tab/>
-      <w:t>2026-06-18</w:t>
+      <w:t>2026-06-19</w:t>
       <w:br/>
       <w:br/>
     </w:r>

--- a/klagomål/A 47445-2025 FSC-klagomål.docx
+++ b/klagomål/A 47445-2025 FSC-klagomål.docx
@@ -835,7 +835,7 @@
     <w:r>
       <w:tab/>
       <w:tab/>
-      <w:t>2026-06-19</w:t>
+      <w:t>2026-06-20</w:t>
       <w:br/>
       <w:br/>
     </w:r>

--- a/klagomål/A 47445-2025 FSC-klagomål.docx
+++ b/klagomål/A 47445-2025 FSC-klagomål.docx
@@ -168,38 +168,7 @@
     </w:p>
     <w:p>
       <w:r>
-        <w:t>Detta dokument behandlar höga naturvärden i avverkningsanmälan A 47445-2025 i Tierps kommun som inkom 2025-09-30 och omfattar 39,6 ha.</w:t>
-      </w:r>
-    </w:p>
-    <w:p>
-      <w:r>
-        <w:t>Nedan presenteras fynd av naturvårdsarter som gjorts i det avverkningsanmälda området, samt relevanta utdrag ur standarderna för FSC, Chain of Custody, Controlled Wood och PEFC.</w:t>
-      </w:r>
-    </w:p>
-    <w:p>
-      <w:r>
-        <w:t>Vi förväntar oss att ni återkommer med ett skriftligt svar på vårt klagomål och även beskriver vilka korrigerande åtgärder ni satt in för att rätta till identifierade brister i er efterlevnad av den svenska FSC standarden.</w:t>
-      </w:r>
-    </w:p>
-    <w:p>
-      <w:pPr>
-        <w:pStyle w:val="Heading1"/>
-      </w:pPr>
-      <w:r>
-        <w:t>Naturvårdsarter</w:t>
-      </w:r>
-    </w:p>
-    <w:p>
-      <w:r>
-        <w:t>I och inom 25 meter från avverkningsanmälan har följande 9 naturvårdsarter hittats: platt spretmossa (NT, T), vedtrappmossa (NT, T), björksplintborre (S), bronshjon (S, T), rostfläck (S, T), skinnlav (S, T), stubbspretmossa (S, T), vedticka (S, T) och vågbandad barkbock (S). Av dessa är 2 rödlistade. För rödlistade arter har rödlistekategorin angivits inom parentes. Arter som är signalarter enligt Skogsstyrelsen har markerats med (S). Typiska arter inom Natura 2000 som är kopplade till skogsekosystem har markerats med (T).</w:t>
-      </w:r>
-    </w:p>
-    <w:p>
-      <w:r>
-        <w:t>De påträffade naturvårdsarterna är ett tydligt kvitto på att det rör sig om en skog med höga naturvärden.</w:t>
-      </w:r>
-      <w:r>
-        <w:t xml:space="preserve"> I Figur 1 visas fyndplatser för naturvårdsarter i området, som finns registrerade på Artportalen.</w:t>
+        <w:t>Detta klagomål behandlar höga naturvärden i avverkningsanmälan A 47445-2025 i Tierps kommun som inkom 2025-09-30 och omfattar 39,6 ha.</w:t>
       </w:r>
     </w:p>
     <w:p>
@@ -247,7 +216,84 @@
         <w:spacing w:after="240"/>
       </w:pPr>
       <w:r>
-        <w:t>Figur 1. Fyndplatser för naturvårdsarter i och inom 25 meter från avverkningsanmälan (röd linje). Markörer utan svart kant är placerade på fyndplatsen. Markörer med svart kant är placerade vid sidan av fyndplatsen och har ett svart streck som visar fyndplatsens exakta position. Kartans mittpunktskoordinat är N 6691649, E 627233 i SWEREF 99 TM.</w:t>
+        <w:t>Figur 1. Fyndplatser för naturvårdsarter i och inom 25 meter från avverkningsanmälan. Markörer utan svart kant är placerade på fyndplatsen. Markörer med svart kant är placerade vid sidan av fyndplatsen har ett svart streck som visar fyndplatsens exakta position. Kartans mittpunktskoordinat är N 6691649, E 627233 i SWEREF 99 TM.</w:t>
+      </w:r>
+    </w:p>
+    <w:p>
+      <w:r>
+        <w:t>I och inom 25 meter från avverkningsanmälan finns fynd av 9 naturvårdsarter, varav 2 är rödlistade, 7 är typiska (T) och 7 är signalarter (S): platt spretmossa (NT, T), vedtrappmossa (NT, T), björksplintborre (S), bronshjon (S, T), rostfläck (S, T), skinnlav (S, T), stubbspretmossa (S, T), vedticka (S, T) och vågbandad barkbock (S). Se Figur 1.</w:t>
+      </w:r>
+    </w:p>
+    <w:p>
+      <w:r>
+        <w:t>Nedan presenteras relevanta utdrag ur standarderna för FSC, Chain of Custody, Controlled Wood och PEFC.</w:t>
+      </w:r>
+    </w:p>
+    <w:p>
+      <w:r>
+        <w:t>Vi förväntar oss att ni återkommer med ett skriftligt svar på vårt klagomål och även beskriver vilka korrigerande åtgärder ni satt in för att rätta till identifierade brister i er efterlevnad av den svenska FSC standarden.</w:t>
+      </w:r>
+    </w:p>
+    <w:p>
+      <w:pPr>
+        <w:pStyle w:val="Heading1"/>
+      </w:pPr>
+      <w:r>
+        <w:t>Naturvårdsarter och fridlysta arter</w:t>
+      </w:r>
+    </w:p>
+    <w:p>
+      <w:r>
+        <w:t>Nedan följer beskrivningar av de naturvårdsarter och fridlysta arter som har sina livsmiljöer och växtplatser i den avverkningsanmälda skogen. De påträffade naturvårdsarterna är ett tydligt kvitto på att det rör sig om en skog med höga naturvärden.</w:t>
+      </w:r>
+    </w:p>
+    <w:p>
+      <w:r>
+        <w:rPr>
+          <w:b/>
+        </w:rPr>
+        <w:t>Platt spretmossa (NT)</w:t>
+      </w:r>
+      <w:r>
+        <w:t xml:space="preserve"> omfattas av EU:s art- och habitatdirektiv där dess bevarandestatus är otillfredsställande med negativ trend. Arten växer på murken ved eller på torvrik jord på fuktiga eller mycket fuktiga och skuggiga platser, ofta i al- och gransumpskogar med periodvis översvämning, eller utmed vattendrag. Den hotas av uthuggning, torrläggning och avverkning av sumpskogar. Platt spretmossa är rödlistad som nära hotad (NT) i den europeiska rödlistan och typisk art för </w:t>
+      </w:r>
+      <w:r>
+        <w:rPr>
+          <w:i/>
+        </w:rPr>
+        <w:t xml:space="preserve">9080 Lövsumpskog </w:t>
+      </w:r>
+      <w:r>
+        <w:t xml:space="preserve">och </w:t>
+      </w:r>
+      <w:r>
+        <w:rPr>
+          <w:i/>
+        </w:rPr>
+        <w:t>9750 Svämlövskog</w:t>
+      </w:r>
+      <w:r>
+        <w:t xml:space="preserve"> (SLU Artdatabanken, 2024; IUCN, 2024).</w:t>
+      </w:r>
+    </w:p>
+    <w:p>
+      <w:r>
+        <w:rPr>
+          <w:b/>
+        </w:rPr>
+        <w:t xml:space="preserve">Vedtrappmossa (NT) </w:t>
+      </w:r>
+      <w:r>
+        <w:t xml:space="preserve">växer på död ved, främst i gammal granskog. Den förekommer knappast alls i fjällnära barrskogar utan finns i skogslandskapet nedom fjällen och framför allt i landets södra delar är den en mycket bra signalart för barrnaturskog med höga naturvärden. Skogsavverkning och brist på grov död ved i skogen är de allvarligaste hoten och den överlever inte kalhyggesbruk. Lokaler med sluten granskog, tillräckligt stora för att säkerställa ett kontinuerligt tillskott på grova lågor, bör undantas från storskaligt skogsbruk. Vedtrappmossa är typisk art för </w:t>
+      </w:r>
+      <w:r>
+        <w:rPr>
+          <w:i/>
+        </w:rPr>
+        <w:t>9010 Taiga</w:t>
+      </w:r>
+      <w:r>
+        <w:t xml:space="preserve"> (SLU Artdatabanken, 2024).</w:t>
       </w:r>
     </w:p>
     <w:p>
@@ -279,35 +325,6 @@
       </w:r>
       <w:r>
         <w:t xml:space="preserve"> (SLU Artdatabanken, 2025).</w:t>
-      </w:r>
-    </w:p>
-    <w:p>
-      <w:r>
-        <w:rPr>
-          <w:b/>
-        </w:rPr>
-        <w:t>Platt spretmossa (NT)</w:t>
-      </w:r>
-      <w:r>
-        <w:t xml:space="preserve"> omfattas av EU:s art- och habitatdirektiv där dess bevarandestatus är otillfredsställande med negativ trend. Arten växer på murken ved eller på torvrik jord på fuktiga eller mycket fuktiga och skuggiga platser, ofta i al- och gransumpskogar med periodvis översvämning, eller utmed vattendrag. Den hotas av uthuggning, torrläggning och avverkning av sumpskogar. Platt spretmossa är rödlistad som nära hotad (NT) i den europeiska rödlistan och typisk art för </w:t>
-      </w:r>
-      <w:r>
-        <w:rPr>
-          <w:i/>
-        </w:rPr>
-        <w:t xml:space="preserve">9080 Lövsumpskog </w:t>
-      </w:r>
-      <w:r>
-        <w:t xml:space="preserve">och </w:t>
-      </w:r>
-      <w:r>
-        <w:rPr>
-          <w:i/>
-        </w:rPr>
-        <w:t>9750 Svämlövskog</w:t>
-      </w:r>
-      <w:r>
-        <w:t xml:space="preserve"> (SLU Artdatabanken, 2024; IUCN, 2024).</w:t>
       </w:r>
     </w:p>
     <w:p>
@@ -397,26 +414,6 @@
       </w:r>
       <w:r>
         <w:t>(Nitare &amp; Skogsstyrelsen, 2019; SLU Artdatabanken, 2025).</w:t>
-      </w:r>
-    </w:p>
-    <w:p>
-      <w:r>
-        <w:rPr>
-          <w:b/>
-        </w:rPr>
-        <w:t xml:space="preserve">Vedtrappmossa (NT) </w:t>
-      </w:r>
-      <w:r>
-        <w:t xml:space="preserve">växer på död ved, främst i gammal granskog. Den förekommer knappast alls i fjällnära barrskogar utan finns i skogslandskapet nedom fjällen och framför allt i landets södra delar är den en mycket bra signalart för barrnaturskog med höga naturvärden. Skogsavverkning och brist på grov död ved i skogen är de allvarligaste hoten och den överlever inte kalhyggesbruk. Lokaler med sluten granskog, tillräckligt stora för att säkerställa ett kontinuerligt tillskott på grova lågor, bör undantas från storskaligt skogsbruk. Vedtrappmossa är typisk art för </w:t>
-      </w:r>
-      <w:r>
-        <w:rPr>
-          <w:i/>
-        </w:rPr>
-        <w:t>9010 Taiga</w:t>
-      </w:r>
-      <w:r>
-        <w:t xml:space="preserve"> (SLU Artdatabanken, 2024).</w:t>
       </w:r>
     </w:p>
     <w:p>
@@ -835,7 +832,7 @@
     <w:r>
       <w:tab/>
       <w:tab/>
-      <w:t>2026-06-20</w:t>
+      <w:t>2026-06-21</w:t>
       <w:br/>
       <w:br/>
     </w:r>

--- a/klagomål/A 47445-2025 FSC-klagomål.docx
+++ b/klagomål/A 47445-2025 FSC-klagomål.docx
@@ -832,7 +832,7 @@
     <w:r>
       <w:tab/>
       <w:tab/>
-      <w:t>2026-06-21</w:t>
+      <w:t>2026-06-22</w:t>
       <w:br/>
       <w:br/>
     </w:r>

--- a/klagomål/A 47445-2025 FSC-klagomål.docx
+++ b/klagomål/A 47445-2025 FSC-klagomål.docx
@@ -832,7 +832,7 @@
     <w:r>
       <w:tab/>
       <w:tab/>
-      <w:t>2026-06-22</w:t>
+      <w:t>2026-06-23</w:t>
       <w:br/>
       <w:br/>
     </w:r>

--- a/klagomål/A 47445-2025 FSC-klagomål.docx
+++ b/klagomål/A 47445-2025 FSC-klagomål.docx
@@ -832,7 +832,7 @@
     <w:r>
       <w:tab/>
       <w:tab/>
-      <w:t>2026-06-23</w:t>
+      <w:t>2026-06-24</w:t>
       <w:br/>
       <w:br/>
     </w:r>

--- a/klagomål/A 47445-2025 FSC-klagomål.docx
+++ b/klagomål/A 47445-2025 FSC-klagomål.docx
@@ -832,7 +832,7 @@
     <w:r>
       <w:tab/>
       <w:tab/>
-      <w:t>2026-06-24</w:t>
+      <w:t>2026-06-25</w:t>
       <w:br/>
       <w:br/>
     </w:r>

--- a/klagomål/A 47445-2025 FSC-klagomål.docx
+++ b/klagomål/A 47445-2025 FSC-klagomål.docx
@@ -832,7 +832,7 @@
     <w:r>
       <w:tab/>
       <w:tab/>
-      <w:t>2026-06-25</w:t>
+      <w:t>2026-06-26</w:t>
       <w:br/>
       <w:br/>
     </w:r>

--- a/klagomål/A 47445-2025 FSC-klagomål.docx
+++ b/klagomål/A 47445-2025 FSC-klagomål.docx
@@ -832,7 +832,7 @@
     <w:r>
       <w:tab/>
       <w:tab/>
-      <w:t>2026-06-26</w:t>
+      <w:t>2026-06-27</w:t>
       <w:br/>
       <w:br/>
     </w:r>

--- a/klagomål/A 47445-2025 FSC-klagomål.docx
+++ b/klagomål/A 47445-2025 FSC-klagomål.docx
@@ -832,7 +832,7 @@
     <w:r>
       <w:tab/>
       <w:tab/>
-      <w:t>2026-06-27</w:t>
+      <w:t>2026-06-28</w:t>
       <w:br/>
       <w:br/>
     </w:r>

--- a/klagomål/A 47445-2025 FSC-klagomål.docx
+++ b/klagomål/A 47445-2025 FSC-klagomål.docx
@@ -832,7 +832,7 @@
     <w:r>
       <w:tab/>
       <w:tab/>
-      <w:t>2026-06-28</w:t>
+      <w:t>2026-06-29</w:t>
       <w:br/>
       <w:br/>
     </w:r>

--- a/klagomål/A 47445-2025 FSC-klagomål.docx
+++ b/klagomål/A 47445-2025 FSC-klagomål.docx
@@ -832,7 +832,7 @@
     <w:r>
       <w:tab/>
       <w:tab/>
-      <w:t>2026-06-29</w:t>
+      <w:t>2026-06-30</w:t>
       <w:br/>
       <w:br/>
     </w:r>

--- a/klagomål/A 47445-2025 FSC-klagomål.docx
+++ b/klagomål/A 47445-2025 FSC-klagomål.docx
@@ -832,7 +832,7 @@
     <w:r>
       <w:tab/>
       <w:tab/>
-      <w:t>2026-06-30</w:t>
+      <w:t>2026-07-01</w:t>
       <w:br/>
       <w:br/>
     </w:r>

--- a/klagomål/A 47445-2025 FSC-klagomål.docx
+++ b/klagomål/A 47445-2025 FSC-klagomål.docx
@@ -832,7 +832,7 @@
     <w:r>
       <w:tab/>
       <w:tab/>
-      <w:t>2026-07-01</w:t>
+      <w:t>2026-07-02</w:t>
       <w:br/>
       <w:br/>
     </w:r>

--- a/klagomål/A 47445-2025 FSC-klagomål.docx
+++ b/klagomål/A 47445-2025 FSC-klagomål.docx
@@ -832,7 +832,7 @@
     <w:r>
       <w:tab/>
       <w:tab/>
-      <w:t>2026-07-13</w:t>
+      <w:t>2026-07-14</w:t>
       <w:br/>
       <w:br/>
     </w:r>

--- a/klagomål/A 47445-2025 FSC-klagomål.docx
+++ b/klagomål/A 47445-2025 FSC-klagomål.docx
@@ -832,7 +832,7 @@
     <w:r>
       <w:tab/>
       <w:tab/>
-      <w:t>2026-07-14</w:t>
+      <w:t>2026-07-15</w:t>
       <w:br/>
       <w:br/>
     </w:r>

--- a/klagomål/A 47445-2025 FSC-klagomål.docx
+++ b/klagomål/A 47445-2025 FSC-klagomål.docx
@@ -832,7 +832,7 @@
     <w:r>
       <w:tab/>
       <w:tab/>
-      <w:t>2026-07-15</w:t>
+      <w:t>2026-07-16</w:t>
       <w:br/>
       <w:br/>
     </w:r>

--- a/klagomål/A 47445-2025 FSC-klagomål.docx
+++ b/klagomål/A 47445-2025 FSC-klagomål.docx
@@ -832,7 +832,7 @@
     <w:r>
       <w:tab/>
       <w:tab/>
-      <w:t>2026-07-16</w:t>
+      <w:t>2026-07-17</w:t>
       <w:br/>
       <w:br/>
     </w:r>

--- a/klagomål/A 47445-2025 FSC-klagomål.docx
+++ b/klagomål/A 47445-2025 FSC-klagomål.docx
@@ -832,7 +832,7 @@
     <w:r>
       <w:tab/>
       <w:tab/>
-      <w:t>2026-07-17</w:t>
+      <w:t>2026-07-18</w:t>
       <w:br/>
       <w:br/>
     </w:r>

--- a/klagomål/A 47445-2025 FSC-klagomål.docx
+++ b/klagomål/A 47445-2025 FSC-klagomål.docx
@@ -832,7 +832,7 @@
     <w:r>
       <w:tab/>
       <w:tab/>
-      <w:t>2026-07-18</w:t>
+      <w:t>2026-07-19</w:t>
       <w:br/>
       <w:br/>
     </w:r>

--- a/klagomål/A 47445-2025 FSC-klagomål.docx
+++ b/klagomål/A 47445-2025 FSC-klagomål.docx
@@ -832,7 +832,7 @@
     <w:r>
       <w:tab/>
       <w:tab/>
-      <w:t>2026-07-19</w:t>
+      <w:t>2026-07-20</w:t>
       <w:br/>
       <w:br/>
     </w:r>

--- a/klagomål/A 47445-2025 FSC-klagomål.docx
+++ b/klagomål/A 47445-2025 FSC-klagomål.docx
@@ -832,7 +832,7 @@
     <w:r>
       <w:tab/>
       <w:tab/>
-      <w:t>2026-07-20</w:t>
+      <w:t>2026-07-21</w:t>
       <w:br/>
       <w:br/>
     </w:r>

--- a/klagomål/A 47445-2025 FSC-klagomål.docx
+++ b/klagomål/A 47445-2025 FSC-klagomål.docx
@@ -832,7 +832,7 @@
     <w:r>
       <w:tab/>
       <w:tab/>
-      <w:t>2026-07-21</w:t>
+      <w:t>2026-07-22</w:t>
       <w:br/>
       <w:br/>
     </w:r>

--- a/klagomål/A 47445-2025 FSC-klagomål.docx
+++ b/klagomål/A 47445-2025 FSC-klagomål.docx
@@ -832,7 +832,7 @@
     <w:r>
       <w:tab/>
       <w:tab/>
-      <w:t>2026-07-22</w:t>
+      <w:t>2026-07-23</w:t>
       <w:br/>
       <w:br/>
     </w:r>

--- a/klagomål/A 47445-2025 FSC-klagomål.docx
+++ b/klagomål/A 47445-2025 FSC-klagomål.docx
@@ -832,7 +832,7 @@
     <w:r>
       <w:tab/>
       <w:tab/>
-      <w:t>2026-07-23</w:t>
+      <w:t>2026-07-24</w:t>
       <w:br/>
       <w:br/>
     </w:r>

--- a/klagomål/A 47445-2025 FSC-klagomål.docx
+++ b/klagomål/A 47445-2025 FSC-klagomål.docx
@@ -832,7 +832,7 @@
     <w:r>
       <w:tab/>
       <w:tab/>
-      <w:t>2026-07-24</w:t>
+      <w:t>2026-07-25</w:t>
       <w:br/>
       <w:br/>
     </w:r>

--- a/klagomål/A 47445-2025 FSC-klagomål.docx
+++ b/klagomål/A 47445-2025 FSC-klagomål.docx
@@ -832,7 +832,7 @@
     <w:r>
       <w:tab/>
       <w:tab/>
-      <w:t>2026-07-25</w:t>
+      <w:t>2026-07-26</w:t>
       <w:br/>
       <w:br/>
     </w:r>

--- a/klagomål/A 47445-2025 FSC-klagomål.docx
+++ b/klagomål/A 47445-2025 FSC-klagomål.docx
@@ -832,7 +832,7 @@
     <w:r>
       <w:tab/>
       <w:tab/>
-      <w:t>2026-07-26</w:t>
+      <w:t>2026-07-27</w:t>
       <w:br/>
       <w:br/>
     </w:r>

--- a/klagomål/A 47445-2025 FSC-klagomål.docx
+++ b/klagomål/A 47445-2025 FSC-klagomål.docx
@@ -832,7 +832,7 @@
     <w:r>
       <w:tab/>
       <w:tab/>
-      <w:t>2026-07-27</w:t>
+      <w:t>2026-07-28</w:t>
       <w:br/>
       <w:br/>
     </w:r>

--- a/klagomål/A 47445-2025 FSC-klagomål.docx
+++ b/klagomål/A 47445-2025 FSC-klagomål.docx
@@ -832,7 +832,7 @@
     <w:r>
       <w:tab/>
       <w:tab/>
-      <w:t>2026-07-28</w:t>
+      <w:t>2026-07-29</w:t>
       <w:br/>
       <w:br/>
     </w:r>

--- a/klagomål/A 47445-2025 FSC-klagomål.docx
+++ b/klagomål/A 47445-2025 FSC-klagomål.docx
@@ -832,7 +832,7 @@
     <w:r>
       <w:tab/>
       <w:tab/>
-      <w:t>2026-07-29</w:t>
+      <w:t>2026-07-30</w:t>
       <w:br/>
       <w:br/>
     </w:r>

--- a/klagomål/A 47445-2025 FSC-klagomål.docx
+++ b/klagomål/A 47445-2025 FSC-klagomål.docx
@@ -832,7 +832,7 @@
     <w:r>
       <w:tab/>
       <w:tab/>
-      <w:t>2026-07-30</w:t>
+      <w:t>2026-07-31</w:t>
       <w:br/>
       <w:br/>
     </w:r>

--- a/klagomål/A 47445-2025 FSC-klagomål.docx
+++ b/klagomål/A 47445-2025 FSC-klagomål.docx
@@ -832,7 +832,7 @@
     <w:r>
       <w:tab/>
       <w:tab/>
-      <w:t>2026-07-31</w:t>
+      <w:t>2026-08-01</w:t>
       <w:br/>
       <w:br/>
     </w:r>

--- a/klagomål/A 47445-2025 FSC-klagomål.docx
+++ b/klagomål/A 47445-2025 FSC-klagomål.docx
@@ -832,7 +832,7 @@
     <w:r>
       <w:tab/>
       <w:tab/>
-      <w:t>2026-08-01</w:t>
+      <w:t>2026-08-02</w:t>
       <w:br/>
       <w:br/>
     </w:r>

--- a/klagomål/A 47445-2025 FSC-klagomål.docx
+++ b/klagomål/A 47445-2025 FSC-klagomål.docx
@@ -832,7 +832,7 @@
     <w:r>
       <w:tab/>
       <w:tab/>
-      <w:t>2026-08-02</w:t>
+      <w:t>2026-08-03</w:t>
       <w:br/>
       <w:br/>
     </w:r>

--- a/klagomål/A 47445-2025 FSC-klagomål.docx
+++ b/klagomål/A 47445-2025 FSC-klagomål.docx
@@ -832,7 +832,7 @@
     <w:r>
       <w:tab/>
       <w:tab/>
-      <w:t>2026-08-03</w:t>
+      <w:t>2026-08-05</w:t>
       <w:br/>
       <w:br/>
     </w:r>

--- a/klagomål/A 47445-2025 FSC-klagomål.docx
+++ b/klagomål/A 47445-2025 FSC-klagomål.docx
@@ -832,7 +832,7 @@
     <w:r>
       <w:tab/>
       <w:tab/>
-      <w:t>2026-08-05</w:t>
+      <w:t>2026-08-07</w:t>
       <w:br/>
       <w:br/>
     </w:r>

--- a/klagomål/A 47445-2025 FSC-klagomål.docx
+++ b/klagomål/A 47445-2025 FSC-klagomål.docx
@@ -832,7 +832,7 @@
     <w:r>
       <w:tab/>
       <w:tab/>
-      <w:t>2026-08-07</w:t>
+      <w:t>2026-08-08</w:t>
       <w:br/>
       <w:br/>
     </w:r>

--- a/klagomål/A 47445-2025 FSC-klagomål.docx
+++ b/klagomål/A 47445-2025 FSC-klagomål.docx
@@ -216,7 +216,7 @@
         <w:spacing w:after="240"/>
       </w:pPr>
       <w:r>
-        <w:t>Figur 1. Fyndplatser för naturvårdsarter i och inom 25 meter från avverkningsanmälan. Markörer utan svart kant är placerade på fyndplatsen. Markörer med svart kant är placerade vid sidan av fyndplatsen har ett svart streck som visar fyndplatsens exakta position. Kartans mittpunktskoordinat är N 6691649, E 627233 i SWEREF 99 TM.</w:t>
+        <w:t>Figur 1. Fyndplatser för naturvårdsarter i och inom 25 meter från avverkningsanmälan. Markörer utan svart kant är placerade på fyndplatsen. Markörer med svart kant är placerade vid sidan av fyndplatsen och har ett svart streck som visar fyndplatsens exakta position. Kartans mittpunktskoordinat är N 6691649, E 627233 i SWEREF 99 TM.</w:t>
       </w:r>
     </w:p>
     <w:p>
@@ -832,7 +832,7 @@
     <w:r>
       <w:tab/>
       <w:tab/>
-      <w:t>2026-08-14</w:t>
+      <w:t>2026-08-15</w:t>
       <w:br/>
       <w:br/>
     </w:r>

--- a/klagomål/A 47445-2025 FSC-klagomål.docx
+++ b/klagomål/A 47445-2025 FSC-klagomål.docx
@@ -832,7 +832,7 @@
     <w:r>
       <w:tab/>
       <w:tab/>
-      <w:t>2026-08-15</w:t>
+      <w:t>2026-08-16</w:t>
       <w:br/>
       <w:br/>
     </w:r>

--- a/klagomål/A 47445-2025 FSC-klagomål.docx
+++ b/klagomål/A 47445-2025 FSC-klagomål.docx
@@ -832,7 +832,7 @@
     <w:r>
       <w:tab/>
       <w:tab/>
-      <w:t>2026-08-16</w:t>
+      <w:t>2026-08-17</w:t>
       <w:br/>
       <w:br/>
     </w:r>

--- a/klagomål/A 47445-2025 FSC-klagomål.docx
+++ b/klagomål/A 47445-2025 FSC-klagomål.docx
@@ -832,7 +832,7 @@
     <w:r>
       <w:tab/>
       <w:tab/>
-      <w:t>2026-08-17</w:t>
+      <w:t>2026-08-18</w:t>
       <w:br/>
       <w:br/>
     </w:r>

--- a/klagomål/A 47445-2025 FSC-klagomål.docx
+++ b/klagomål/A 47445-2025 FSC-klagomål.docx
@@ -832,7 +832,7 @@
     <w:r>
       <w:tab/>
       <w:tab/>
-      <w:t>2026-08-18</w:t>
+      <w:t>2026-08-19</w:t>
       <w:br/>
       <w:br/>
     </w:r>

--- a/klagomål/A 47445-2025 FSC-klagomål.docx
+++ b/klagomål/A 47445-2025 FSC-klagomål.docx
@@ -832,7 +832,7 @@
     <w:r>
       <w:tab/>
       <w:tab/>
-      <w:t>2026-08-19</w:t>
+      <w:t>2026-08-20</w:t>
       <w:br/>
       <w:br/>
     </w:r>

--- a/klagomål/A 47445-2025 FSC-klagomål.docx
+++ b/klagomål/A 47445-2025 FSC-klagomål.docx
@@ -832,7 +832,7 @@
     <w:r>
       <w:tab/>
       <w:tab/>
-      <w:t>2026-08-20</w:t>
+      <w:t>2026-08-21</w:t>
       <w:br/>
       <w:br/>
     </w:r>

--- a/klagomål/A 47445-2025 FSC-klagomål.docx
+++ b/klagomål/A 47445-2025 FSC-klagomål.docx
@@ -832,7 +832,7 @@
     <w:r>
       <w:tab/>
       <w:tab/>
-      <w:t>2026-08-21</w:t>
+      <w:t>2026-08-22</w:t>
       <w:br/>
       <w:br/>
     </w:r>

--- a/klagomål/A 47445-2025 FSC-klagomål.docx
+++ b/klagomål/A 47445-2025 FSC-klagomål.docx
@@ -832,7 +832,7 @@
     <w:r>
       <w:tab/>
       <w:tab/>
-      <w:t>2026-08-22</w:t>
+      <w:t>2026-08-23</w:t>
       <w:br/>
       <w:br/>
     </w:r>

--- a/klagomål/A 47445-2025 FSC-klagomål.docx
+++ b/klagomål/A 47445-2025 FSC-klagomål.docx
@@ -832,7 +832,7 @@
     <w:r>
       <w:tab/>
       <w:tab/>
-      <w:t>2026-08-23</w:t>
+      <w:t>2026-08-24</w:t>
       <w:br/>
       <w:br/>
     </w:r>

--- a/klagomål/A 47445-2025 FSC-klagomål.docx
+++ b/klagomål/A 47445-2025 FSC-klagomål.docx
@@ -832,7 +832,7 @@
     <w:r>
       <w:tab/>
       <w:tab/>
-      <w:t>2026-08-24</w:t>
+      <w:t>2026-08-25</w:t>
       <w:br/>
       <w:br/>
     </w:r>

--- a/klagomål/A 47445-2025 FSC-klagomål.docx
+++ b/klagomål/A 47445-2025 FSC-klagomål.docx
@@ -832,7 +832,7 @@
     <w:r>
       <w:tab/>
       <w:tab/>
-      <w:t>2026-08-25</w:t>
+      <w:t>2026-08-26</w:t>
       <w:br/>
       <w:br/>
     </w:r>

--- a/klagomål/A 47445-2025 FSC-klagomål.docx
+++ b/klagomål/A 47445-2025 FSC-klagomål.docx
@@ -832,7 +832,7 @@
     <w:r>
       <w:tab/>
       <w:tab/>
-      <w:t>2026-08-26</w:t>
+      <w:t>2026-08-27</w:t>
       <w:br/>
       <w:br/>
     </w:r>

--- a/klagomål/A 47445-2025 FSC-klagomål.docx
+++ b/klagomål/A 47445-2025 FSC-klagomål.docx
@@ -832,7 +832,7 @@
     <w:r>
       <w:tab/>
       <w:tab/>
-      <w:t>2026-08-27</w:t>
+      <w:t>2026-08-28</w:t>
       <w:br/>
       <w:br/>
     </w:r>

--- a/klagomål/A 47445-2025 FSC-klagomål.docx
+++ b/klagomål/A 47445-2025 FSC-klagomål.docx
@@ -832,7 +832,7 @@
     <w:r>
       <w:tab/>
       <w:tab/>
-      <w:t>2026-08-28</w:t>
+      <w:t>2026-08-29</w:t>
       <w:br/>
       <w:br/>
     </w:r>

--- a/klagomål/A 47445-2025 FSC-klagomål.docx
+++ b/klagomål/A 47445-2025 FSC-klagomål.docx
@@ -832,7 +832,7 @@
     <w:r>
       <w:tab/>
       <w:tab/>
-      <w:t>2026-08-29</w:t>
+      <w:t>2026-08-31</w:t>
       <w:br/>
       <w:br/>
     </w:r>

--- a/klagomål/A 47445-2025 FSC-klagomål.docx
+++ b/klagomål/A 47445-2025 FSC-klagomål.docx
@@ -832,7 +832,7 @@
     <w:r>
       <w:tab/>
       <w:tab/>
-      <w:t>2026-08-31</w:t>
+      <w:t>2026-09-01</w:t>
       <w:br/>
       <w:br/>
     </w:r>

--- a/klagomål/A 47445-2025 FSC-klagomål.docx
+++ b/klagomål/A 47445-2025 FSC-klagomål.docx
@@ -832,7 +832,7 @@
     <w:r>
       <w:tab/>
       <w:tab/>
-      <w:t>2026-09-01</w:t>
+      <w:t>2026-09-02</w:t>
       <w:br/>
       <w:br/>
     </w:r>

--- a/klagomål/A 47445-2025 FSC-klagomål.docx
+++ b/klagomål/A 47445-2025 FSC-klagomål.docx
@@ -832,7 +832,7 @@
     <w:r>
       <w:tab/>
       <w:tab/>
-      <w:t>2026-09-02</w:t>
+      <w:t>2026-09-03</w:t>
       <w:br/>
       <w:br/>
     </w:r>

--- a/klagomål/A 47445-2025 FSC-klagomål.docx
+++ b/klagomål/A 47445-2025 FSC-klagomål.docx
@@ -832,7 +832,7 @@
     <w:r>
       <w:tab/>
       <w:tab/>
-      <w:t>2026-09-03</w:t>
+      <w:t>2026-09-04</w:t>
       <w:br/>
       <w:br/>
     </w:r>

--- a/klagomål/A 47445-2025 FSC-klagomål.docx
+++ b/klagomål/A 47445-2025 FSC-klagomål.docx
@@ -832,7 +832,7 @@
     <w:r>
       <w:tab/>
       <w:tab/>
-      <w:t>2026-09-04</w:t>
+      <w:t>2026-09-05</w:t>
       <w:br/>
       <w:br/>
     </w:r>
